--- a/02_实验室方案.docx
+++ b/02_实验室方案.docx
@@ -445,407 +445,450 @@
     <w:p>
       <w:pPr>
         <w:pBdr>
+          <w:left w:val="single" w:color="2E75B6" w:sz="24" w:space="12"/>
+        </w:pBdr>
+        <w:shd w:fill="F8FAFD" w:val="clear"/>
+        <w:spacing w:after="60" w:before="60" w:line="340"/>
+        <w:ind w:left="360"/>
+      </w:pPr>
+      <w:r>
+        <w:rPr>
+          <w:rFonts w:ascii="微软雅黑" w:cs="微软雅黑" w:eastAsia="微软雅黑" w:hAnsi="微软雅黑"/>
+          <w:i/>
+          <w:iCs/>
+          <w:color w:val="262626"/>
+          <w:sz w:val="22"/>
+          <w:szCs w:val="22"/>
+        </w:rPr>
+        <w:t xml:space="preserve">80-100㎡ 三段式布局，学员从入口直走 →（前部 数字助教震撼）→（中部 工位授课）→（后部 全息体验）→ 出口；动线连贯、视觉解耦、不做硬隔断。</w:t>
+      </w:r>
+    </w:p>
+    <w:p>
+      <w:pPr>
+        <w:spacing w:before="80"/>
+      </w:pPr>
+      <w:r>
+        <w:t xml:space="preserve"/>
+      </w:r>
+    </w:p>
+    <w:tbl>
+      <w:tblPr>
+        <w:tblW w:type="dxa" w:w="9000"/>
+        <w:tblBorders>
           <w:top w:val="single" w:color="D9D9D9" w:sz="4"/>
           <w:left w:val="single" w:color="D9D9D9" w:sz="4"/>
+          <w:bottom w:val="single" w:color="D9D9D9" w:sz="4"/>
           <w:right w:val="single" w:color="D9D9D9" w:sz="4"/>
-        </w:pBdr>
-        <w:shd w:fill="F4F4F4" w:val="clear"/>
-        <w:spacing w:after="0" w:line="280"/>
-      </w:pPr>
-      <w:r>
-        <w:rPr>
-          <w:rFonts w:ascii="Consolas" w:cs="Consolas" w:eastAsia="Consolas" w:hAnsi="Consolas"/>
-          <w:color w:val="262626"/>
-          <w:sz w:val="19"/>
-          <w:szCs w:val="19"/>
-        </w:rPr>
-        <w:t xml:space="preserve">                                ↑ 入口</w:t>
-      </w:r>
-    </w:p>
-    <w:p>
-      <w:pPr>
-        <w:pBdr>
-          <w:left w:val="single" w:color="D9D9D9" w:sz="4"/>
-          <w:right w:val="single" w:color="D9D9D9" w:sz="4"/>
-        </w:pBdr>
-        <w:shd w:fill="F4F4F4" w:val="clear"/>
-        <w:spacing w:after="0" w:line="280"/>
-      </w:pPr>
-      <w:r>
-        <w:rPr>
-          <w:rFonts w:ascii="Consolas" w:cs="Consolas" w:eastAsia="Consolas" w:hAnsi="Consolas"/>
-          <w:color w:val="262626"/>
-          <w:sz w:val="19"/>
-          <w:szCs w:val="19"/>
-        </w:rPr>
-        <w:t xml:space="preserve"> </w:t>
-      </w:r>
-    </w:p>
-    <w:p>
-      <w:pPr>
-        <w:pBdr>
-          <w:left w:val="single" w:color="D9D9D9" w:sz="4"/>
-          <w:right w:val="single" w:color="D9D9D9" w:sz="4"/>
-        </w:pBdr>
-        <w:shd w:fill="F4F4F4" w:val="clear"/>
-        <w:spacing w:after="0" w:line="280"/>
-      </w:pPr>
-      <w:r>
-        <w:rPr>
-          <w:rFonts w:ascii="Consolas" w:cs="Consolas" w:eastAsia="Consolas" w:hAnsi="Consolas"/>
-          <w:color w:val="262626"/>
-          <w:sz w:val="19"/>
-          <w:szCs w:val="19"/>
-        </w:rPr>
-        <w:t xml:space="preserve">    (前部) MeetaVista 数字助教交互区          ←  主视觉冲击区</w:t>
-      </w:r>
-    </w:p>
-    <w:p>
-      <w:pPr>
-        <w:pBdr>
-          <w:left w:val="single" w:color="D9D9D9" w:sz="4"/>
-          <w:right w:val="single" w:color="D9D9D9" w:sz="4"/>
-        </w:pBdr>
-        <w:shd w:fill="F4F4F4" w:val="clear"/>
-        <w:spacing w:after="0" w:line="280"/>
-      </w:pPr>
-      <w:r>
-        <w:rPr>
-          <w:rFonts w:ascii="Consolas" w:cs="Consolas" w:eastAsia="Consolas" w:hAnsi="Consolas"/>
-          <w:color w:val="262626"/>
-          <w:sz w:val="19"/>
-          <w:szCs w:val="19"/>
-        </w:rPr>
-        <w:t xml:space="preserve">   ┌────────────────────────────────────────────────────────┐</w:t>
-      </w:r>
-    </w:p>
-    <w:p>
-      <w:pPr>
-        <w:pBdr>
-          <w:left w:val="single" w:color="D9D9D9" w:sz="4"/>
-          <w:right w:val="single" w:color="D9D9D9" w:sz="4"/>
-        </w:pBdr>
-        <w:shd w:fill="F4F4F4" w:val="clear"/>
-        <w:spacing w:after="0" w:line="280"/>
-      </w:pPr>
-      <w:r>
-        <w:rPr>
-          <w:rFonts w:ascii="Consolas" w:cs="Consolas" w:eastAsia="Consolas" w:hAnsi="Consolas"/>
-          <w:color w:val="262626"/>
-          <w:sz w:val="19"/>
-          <w:szCs w:val="19"/>
-        </w:rPr>
-        <w:t xml:space="preserve">   │   ╔════════════════════════╗      ┌──────────────┐    │</w:t>
-      </w:r>
-    </w:p>
-    <w:p>
-      <w:pPr>
-        <w:pBdr>
-          <w:left w:val="single" w:color="D9D9D9" w:sz="4"/>
-          <w:right w:val="single" w:color="D9D9D9" w:sz="4"/>
-        </w:pBdr>
-        <w:shd w:fill="F4F4F4" w:val="clear"/>
-        <w:spacing w:after="0" w:line="280"/>
-      </w:pPr>
-      <w:r>
-        <w:rPr>
-          <w:rFonts w:ascii="Consolas" w:cs="Consolas" w:eastAsia="Consolas" w:hAnsi="Consolas"/>
-          <w:color w:val="262626"/>
-          <w:sz w:val="19"/>
-          <w:szCs w:val="19"/>
-        </w:rPr>
-        <w:t xml:space="preserve">   │   ║                        ║      │ 触控查询屏    │    │</w:t>
-      </w:r>
-    </w:p>
-    <w:p>
-      <w:pPr>
-        <w:pBdr>
-          <w:left w:val="single" w:color="D9D9D9" w:sz="4"/>
-          <w:right w:val="single" w:color="D9D9D9" w:sz="4"/>
-        </w:pBdr>
-        <w:shd w:fill="F4F4F4" w:val="clear"/>
-        <w:spacing w:after="0" w:line="280"/>
-      </w:pPr>
-      <w:r>
-        <w:rPr>
-          <w:rFonts w:ascii="Consolas" w:cs="Consolas" w:eastAsia="Consolas" w:hAnsi="Consolas"/>
-          <w:color w:val="262626"/>
-          <w:sz w:val="19"/>
-          <w:szCs w:val="19"/>
-        </w:rPr>
-        <w:t xml:space="preserve">   │   ║   裸眼 3D 数字人助教   ║      │ 学员可上前   │    │</w:t>
-      </w:r>
-    </w:p>
-    <w:p>
-      <w:pPr>
-        <w:pBdr>
-          <w:left w:val="single" w:color="D9D9D9" w:sz="4"/>
-          <w:right w:val="single" w:color="D9D9D9" w:sz="4"/>
-        </w:pBdr>
-        <w:shd w:fill="F4F4F4" w:val="clear"/>
-        <w:spacing w:after="0" w:line="280"/>
-      </w:pPr>
-      <w:r>
-        <w:rPr>
-          <w:rFonts w:ascii="Consolas" w:cs="Consolas" w:eastAsia="Consolas" w:hAnsi="Consolas"/>
-          <w:color w:val="262626"/>
-          <w:sz w:val="19"/>
-          <w:szCs w:val="19"/>
-        </w:rPr>
-        <w:t xml:space="preserve">   │   ║   (大屏 + 驱动机)      ║      │ 语音/触控    │    │</w:t>
-      </w:r>
-    </w:p>
-    <w:p>
-      <w:pPr>
-        <w:pBdr>
-          <w:left w:val="single" w:color="D9D9D9" w:sz="4"/>
-          <w:right w:val="single" w:color="D9D9D9" w:sz="4"/>
-        </w:pBdr>
-        <w:shd w:fill="F4F4F4" w:val="clear"/>
-        <w:spacing w:after="0" w:line="280"/>
-      </w:pPr>
-      <w:r>
-        <w:rPr>
-          <w:rFonts w:ascii="Consolas" w:cs="Consolas" w:eastAsia="Consolas" w:hAnsi="Consolas"/>
-          <w:color w:val="262626"/>
-          <w:sz w:val="19"/>
-          <w:szCs w:val="19"/>
-        </w:rPr>
-        <w:t xml:space="preserve">   │   ╚════════════════════════╝      └──────────────┘    │</w:t>
-      </w:r>
-    </w:p>
-    <w:p>
-      <w:pPr>
-        <w:pBdr>
-          <w:left w:val="single" w:color="D9D9D9" w:sz="4"/>
-          <w:right w:val="single" w:color="D9D9D9" w:sz="4"/>
-        </w:pBdr>
-        <w:shd w:fill="F4F4F4" w:val="clear"/>
-        <w:spacing w:after="0" w:line="280"/>
-      </w:pPr>
-      <w:r>
-        <w:rPr>
-          <w:rFonts w:ascii="Consolas" w:cs="Consolas" w:eastAsia="Consolas" w:hAnsi="Consolas"/>
-          <w:color w:val="262626"/>
-          <w:sz w:val="19"/>
-          <w:szCs w:val="19"/>
-        </w:rPr>
-        <w:t xml:space="preserve">   │       高保真麦阵列 + 监听音箱 + LED 装饰外壳            │</w:t>
-      </w:r>
-    </w:p>
-    <w:p>
-      <w:pPr>
-        <w:pBdr>
-          <w:left w:val="single" w:color="D9D9D9" w:sz="4"/>
-          <w:right w:val="single" w:color="D9D9D9" w:sz="4"/>
-        </w:pBdr>
-        <w:shd w:fill="F4F4F4" w:val="clear"/>
-        <w:spacing w:after="0" w:line="280"/>
-      </w:pPr>
-      <w:r>
-        <w:rPr>
-          <w:rFonts w:ascii="Consolas" w:cs="Consolas" w:eastAsia="Consolas" w:hAnsi="Consolas"/>
-          <w:color w:val="262626"/>
-          <w:sz w:val="19"/>
-          <w:szCs w:val="19"/>
-        </w:rPr>
-        <w:t xml:space="preserve">   └────────────────────────────────────────────────────────┘</w:t>
-      </w:r>
-    </w:p>
-    <w:p>
-      <w:pPr>
-        <w:pBdr>
-          <w:left w:val="single" w:color="D9D9D9" w:sz="4"/>
-          <w:right w:val="single" w:color="D9D9D9" w:sz="4"/>
-        </w:pBdr>
-        <w:shd w:fill="F4F4F4" w:val="clear"/>
-        <w:spacing w:after="0" w:line="280"/>
-      </w:pPr>
-      <w:r>
-        <w:rPr>
-          <w:rFonts w:ascii="Consolas" w:cs="Consolas" w:eastAsia="Consolas" w:hAnsi="Consolas"/>
-          <w:color w:val="262626"/>
-          <w:sz w:val="19"/>
-          <w:szCs w:val="19"/>
-        </w:rPr>
-        <w:t xml:space="preserve"> </w:t>
-      </w:r>
-    </w:p>
-    <w:p>
-      <w:pPr>
-        <w:pBdr>
-          <w:left w:val="single" w:color="D9D9D9" w:sz="4"/>
-          <w:right w:val="single" w:color="D9D9D9" w:sz="4"/>
-        </w:pBdr>
-        <w:shd w:fill="F4F4F4" w:val="clear"/>
-        <w:spacing w:after="0" w:line="280"/>
-      </w:pPr>
-      <w:r>
-        <w:rPr>
-          <w:rFonts w:ascii="Consolas" w:cs="Consolas" w:eastAsia="Consolas" w:hAnsi="Consolas"/>
-          <w:color w:val="262626"/>
-          <w:sz w:val="19"/>
-          <w:szCs w:val="19"/>
-        </w:rPr>
-        <w:t xml:space="preserve">    (中部) 主讲席 + 学员席（常规授课区，按学员数缩放）</w:t>
-      </w:r>
-    </w:p>
-    <w:p>
-      <w:pPr>
-        <w:pBdr>
-          <w:left w:val="single" w:color="D9D9D9" w:sz="4"/>
-          <w:right w:val="single" w:color="D9D9D9" w:sz="4"/>
-        </w:pBdr>
-        <w:shd w:fill="F4F4F4" w:val="clear"/>
-        <w:spacing w:after="0" w:line="280"/>
-      </w:pPr>
-      <w:r>
-        <w:rPr>
-          <w:rFonts w:ascii="Consolas" w:cs="Consolas" w:eastAsia="Consolas" w:hAnsi="Consolas"/>
-          <w:color w:val="262626"/>
-          <w:sz w:val="19"/>
-          <w:szCs w:val="19"/>
-        </w:rPr>
-        <w:t xml:space="preserve"> </w:t>
-      </w:r>
-    </w:p>
-    <w:p>
-      <w:pPr>
-        <w:pBdr>
-          <w:left w:val="single" w:color="D9D9D9" w:sz="4"/>
-          <w:right w:val="single" w:color="D9D9D9" w:sz="4"/>
-        </w:pBdr>
-        <w:shd w:fill="F4F4F4" w:val="clear"/>
-        <w:spacing w:after="0" w:line="280"/>
-      </w:pPr>
-      <w:r>
-        <w:rPr>
-          <w:rFonts w:ascii="Consolas" w:cs="Consolas" w:eastAsia="Consolas" w:hAnsi="Consolas"/>
-          <w:color w:val="262626"/>
-          <w:sz w:val="19"/>
-          <w:szCs w:val="19"/>
-        </w:rPr>
-        <w:t xml:space="preserve">    (后部) 全息体验区</w:t>
-      </w:r>
-    </w:p>
-    <w:p>
-      <w:pPr>
-        <w:pBdr>
-          <w:left w:val="single" w:color="D9D9D9" w:sz="4"/>
-          <w:right w:val="single" w:color="D9D9D9" w:sz="4"/>
-        </w:pBdr>
-        <w:shd w:fill="F4F4F4" w:val="clear"/>
-        <w:spacing w:after="0" w:line="280"/>
-      </w:pPr>
-      <w:r>
-        <w:rPr>
-          <w:rFonts w:ascii="Consolas" w:cs="Consolas" w:eastAsia="Consolas" w:hAnsi="Consolas"/>
-          <w:color w:val="262626"/>
-          <w:sz w:val="19"/>
-          <w:szCs w:val="19"/>
-        </w:rPr>
-        <w:t xml:space="preserve">   ┌────────────────────────────────────────────────────────┐</w:t>
-      </w:r>
-    </w:p>
-    <w:p>
-      <w:pPr>
-        <w:pBdr>
-          <w:left w:val="single" w:color="D9D9D9" w:sz="4"/>
-          <w:right w:val="single" w:color="D9D9D9" w:sz="4"/>
-        </w:pBdr>
-        <w:shd w:fill="F4F4F4" w:val="clear"/>
-        <w:spacing w:after="0" w:line="280"/>
-      </w:pPr>
-      <w:r>
-        <w:rPr>
-          <w:rFonts w:ascii="Consolas" w:cs="Consolas" w:eastAsia="Consolas" w:hAnsi="Consolas"/>
-          <w:color w:val="262626"/>
-          <w:sz w:val="19"/>
-          <w:szCs w:val="19"/>
-        </w:rPr>
-        <w:t xml:space="preserve">   │   全息体验台（4-6 件设备：Vision Pro / Quest /         │</w:t>
-      </w:r>
-    </w:p>
-    <w:p>
-      <w:pPr>
-        <w:pBdr>
-          <w:left w:val="single" w:color="D9D9D9" w:sz="4"/>
-          <w:right w:val="single" w:color="D9D9D9" w:sz="4"/>
-        </w:pBdr>
-        <w:shd w:fill="F4F4F4" w:val="clear"/>
-        <w:spacing w:after="0" w:line="280"/>
-      </w:pPr>
-      <w:r>
-        <w:rPr>
-          <w:rFonts w:ascii="Consolas" w:cs="Consolas" w:eastAsia="Consolas" w:hAnsi="Consolas"/>
-          <w:color w:val="262626"/>
-          <w:sz w:val="19"/>
-          <w:szCs w:val="19"/>
-        </w:rPr>
-        <w:t xml:space="preserve">   │   Looking Glass 桌面光场 / 国产体感空间投影 /          │</w:t>
-      </w:r>
-    </w:p>
-    <w:p>
-      <w:pPr>
-        <w:pBdr>
-          <w:left w:val="single" w:color="D9D9D9" w:sz="4"/>
-          <w:right w:val="single" w:color="D9D9D9" w:sz="4"/>
-        </w:pBdr>
-        <w:shd w:fill="F4F4F4" w:val="clear"/>
-        <w:spacing w:after="0" w:line="280"/>
-      </w:pPr>
-      <w:r>
-        <w:rPr>
-          <w:rFonts w:ascii="Consolas" w:cs="Consolas" w:eastAsia="Consolas" w:hAnsi="Consolas"/>
-          <w:color w:val="262626"/>
-          <w:sz w:val="19"/>
-          <w:szCs w:val="19"/>
-        </w:rPr>
-        <w:t xml:space="preserve">   │   全息金字塔），让学员课间真正"摸到"空间计算            │</w:t>
-      </w:r>
-    </w:p>
-    <w:p>
-      <w:pPr>
-        <w:pBdr>
-          <w:left w:val="single" w:color="D9D9D9" w:sz="4"/>
-          <w:right w:val="single" w:color="D9D9D9" w:sz="4"/>
-        </w:pBdr>
-        <w:shd w:fill="F4F4F4" w:val="clear"/>
-        <w:spacing w:after="0" w:line="280"/>
-      </w:pPr>
-      <w:r>
-        <w:rPr>
-          <w:rFonts w:ascii="Consolas" w:cs="Consolas" w:eastAsia="Consolas" w:hAnsi="Consolas"/>
-          <w:color w:val="262626"/>
-          <w:sz w:val="19"/>
-          <w:szCs w:val="19"/>
-        </w:rPr>
-        <w:t xml:space="preserve">   └────────────────────────────────────────────────────────┘</w:t>
-      </w:r>
-    </w:p>
-    <w:p>
-      <w:pPr>
-        <w:pBdr>
-          <w:bottom w:val="single" w:color="D9D9D9" w:sz="4"/>
-          <w:left w:val="single" w:color="D9D9D9" w:sz="4"/>
-          <w:right w:val="single" w:color="D9D9D9" w:sz="4"/>
-        </w:pBdr>
-        <w:shd w:fill="F4F4F4" w:val="clear"/>
-        <w:spacing w:after="0" w:line="280"/>
-      </w:pPr>
-      <w:r>
-        <w:rPr>
-          <w:rFonts w:ascii="Consolas" w:cs="Consolas" w:eastAsia="Consolas" w:hAnsi="Consolas"/>
-          <w:color w:val="262626"/>
-          <w:sz w:val="19"/>
-          <w:szCs w:val="19"/>
-        </w:rPr>
-        <w:t xml:space="preserve">                                ↓ 出口</w:t>
-      </w:r>
-    </w:p>
-    <w:p>
-      <w:pPr>
-        <w:spacing w:before="100"/>
+          <w:insideH w:val="single" w:color="D9D9D9" w:sz="4"/>
+          <w:insideV w:val="single" w:color="D9D9D9" w:sz="4"/>
+        </w:tblBorders>
+      </w:tblPr>
+      <w:tblGrid>
+        <w:gridCol w:w="2600"/>
+        <w:gridCol w:w="6400"/>
+      </w:tblGrid>
+      <w:tr>
+        <w:trPr>
+          <w:tblHeader/>
+        </w:trPr>
+        <w:tc>
+          <w:tcPr>
+            <w:tcW w:type="dxa" w:w="2600"/>
+            <w:tcBorders>
+              <w:top w:val="single" w:color="D9D9D9" w:sz="4"/>
+              <w:left w:val="single" w:color="D9D9D9" w:sz="4"/>
+              <w:bottom w:val="single" w:color="D9D9D9" w:sz="4"/>
+              <w:right w:val="single" w:color="D9D9D9" w:sz="4"/>
+            </w:tcBorders>
+            <w:shd w:fill="1F4E79" w:val="clear"/>
+            <w:tcMar>
+              <w:top w:type="dxa" w:w="120"/>
+              <w:left w:type="dxa" w:w="160"/>
+              <w:bottom w:type="dxa" w:w="120"/>
+              <w:right w:type="dxa" w:w="160"/>
+            </w:tcMar>
+            <w:vAlign w:val="center"/>
+          </w:tcPr>
+          <w:p>
+            <w:pPr>
+              <w:spacing w:line="320"/>
+              <w:jc w:val="left"/>
+            </w:pPr>
+            <w:r>
+              <w:rPr>
+                <w:rFonts w:ascii="微软雅黑" w:cs="微软雅黑" w:eastAsia="微软雅黑" w:hAnsi="微软雅黑"/>
+                <w:b/>
+                <w:bCs/>
+                <w:color w:val="FFFFFF"/>
+                <w:sz w:val="21"/>
+                <w:szCs w:val="21"/>
+              </w:rPr>
+              <w:t xml:space="preserve">区域</w:t>
+            </w:r>
+          </w:p>
+        </w:tc>
+        <w:tc>
+          <w:tcPr>
+            <w:tcW w:type="dxa" w:w="6400"/>
+            <w:tcBorders>
+              <w:top w:val="single" w:color="D9D9D9" w:sz="4"/>
+              <w:left w:val="single" w:color="D9D9D9" w:sz="4"/>
+              <w:bottom w:val="single" w:color="D9D9D9" w:sz="4"/>
+              <w:right w:val="single" w:color="D9D9D9" w:sz="4"/>
+            </w:tcBorders>
+            <w:shd w:fill="1F4E79" w:val="clear"/>
+            <w:tcMar>
+              <w:top w:type="dxa" w:w="120"/>
+              <w:left w:type="dxa" w:w="160"/>
+              <w:bottom w:type="dxa" w:w="120"/>
+              <w:right w:type="dxa" w:w="160"/>
+            </w:tcMar>
+            <w:vAlign w:val="center"/>
+          </w:tcPr>
+          <w:p>
+            <w:pPr>
+              <w:spacing w:line="320"/>
+              <w:jc w:val="left"/>
+            </w:pPr>
+            <w:r>
+              <w:rPr>
+                <w:rFonts w:ascii="微软雅黑" w:cs="微软雅黑" w:eastAsia="微软雅黑" w:hAnsi="微软雅黑"/>
+                <w:b/>
+                <w:bCs/>
+                <w:color w:val="FFFFFF"/>
+                <w:sz w:val="21"/>
+                <w:szCs w:val="21"/>
+              </w:rPr>
+              <w:t xml:space="preserve">设施与功能</w:t>
+            </w:r>
+          </w:p>
+        </w:tc>
+      </w:tr>
+      <w:tr>
+        <w:tc>
+          <w:tcPr>
+            <w:tcW w:type="dxa" w:w="2600"/>
+            <w:tcBorders>
+              <w:top w:val="single" w:color="D9D9D9" w:sz="4"/>
+              <w:left w:val="single" w:color="D9D9D9" w:sz="4"/>
+              <w:bottom w:val="single" w:color="D9D9D9" w:sz="4"/>
+              <w:right w:val="single" w:color="D9D9D9" w:sz="4"/>
+            </w:tcBorders>
+            <w:shd w:fill="1F4E79" w:val="clear"/>
+            <w:tcMar>
+              <w:top w:type="dxa" w:w="160"/>
+              <w:left w:type="dxa" w:w="160"/>
+              <w:bottom w:type="dxa" w:w="160"/>
+              <w:right w:type="dxa" w:w="160"/>
+            </w:tcMar>
+            <w:vAlign w:val="center"/>
+          </w:tcPr>
+          <w:p>
+            <w:pPr>
+              <w:spacing w:after="0" w:before="0" w:line="300"/>
+              <w:jc w:val="center"/>
+            </w:pPr>
+            <w:r>
+              <w:rPr>
+                <w:rFonts w:ascii="微软雅黑" w:cs="微软雅黑" w:eastAsia="微软雅黑" w:hAnsi="微软雅黑"/>
+                <w:b/>
+                <w:bCs/>
+                <w:color w:val="FFFFFF"/>
+                <w:sz w:val="22"/>
+                <w:szCs w:val="22"/>
+              </w:rPr>
+              <w:t xml:space="preserve">前部 · 主视觉冲击区</w:t>
+            </w:r>
+          </w:p>
+        </w:tc>
+        <w:tc>
+          <w:tcPr>
+            <w:tcW w:type="dxa" w:w="6400"/>
+            <w:tcBorders>
+              <w:top w:val="single" w:color="D9D9D9" w:sz="4"/>
+              <w:left w:val="single" w:color="D9D9D9" w:sz="4"/>
+              <w:bottom w:val="single" w:color="D9D9D9" w:sz="4"/>
+              <w:right w:val="single" w:color="D9D9D9" w:sz="4"/>
+            </w:tcBorders>
+            <w:shd w:fill="FFE699" w:val="clear"/>
+            <w:tcMar>
+              <w:top w:type="dxa" w:w="120"/>
+              <w:left w:type="dxa" w:w="160"/>
+              <w:bottom w:type="dxa" w:w="120"/>
+              <w:right w:type="dxa" w:w="160"/>
+            </w:tcMar>
+            <w:vAlign w:val="center"/>
+          </w:tcPr>
+          <w:p>
+            <w:pPr>
+              <w:spacing w:after="40" w:before="0" w:line="320"/>
+              <w:jc w:val="left"/>
+            </w:pPr>
+            <w:r>
+              <w:rPr>
+                <w:rFonts w:ascii="微软雅黑" w:cs="微软雅黑" w:eastAsia="微软雅黑" w:hAnsi="微软雅黑"/>
+                <w:color w:val="262626"/>
+                <w:sz w:val="20"/>
+                <w:szCs w:val="20"/>
+              </w:rPr>
+              <w:t xml:space="preserve"/>
+            </w:r>
+          </w:p>
+          <w:p>
+            <w:pPr>
+              <w:spacing w:after="40" w:before="60" w:line="320"/>
+              <w:jc w:val="left"/>
+            </w:pPr>
+            <w:r>
+              <w:rPr>
+                <w:rFonts w:ascii="微软雅黑" w:cs="微软雅黑" w:eastAsia="微软雅黑" w:hAnsi="微软雅黑"/>
+                <w:color w:val="262626"/>
+                <w:sz w:val="20"/>
+                <w:szCs w:val="20"/>
+              </w:rPr>
+              <w:t xml:space="preserve"/>
+            </w:r>
+          </w:p>
+          <w:p>
+            <w:pPr>
+              <w:spacing w:after="40" w:before="60" w:line="320"/>
+              <w:jc w:val="left"/>
+            </w:pPr>
+            <w:r>
+              <w:rPr>
+                <w:rFonts w:ascii="微软雅黑" w:cs="微软雅黑" w:eastAsia="微软雅黑" w:hAnsi="微软雅黑"/>
+                <w:color w:val="262626"/>
+                <w:sz w:val="20"/>
+                <w:szCs w:val="20"/>
+              </w:rPr>
+              <w:t xml:space="preserve"/>
+            </w:r>
+          </w:p>
+        </w:tc>
+      </w:tr>
+      <w:tr>
+        <w:tc>
+          <w:tcPr>
+            <w:tcW w:type="dxa" w:w="2600"/>
+            <w:tcBorders>
+              <w:top w:val="single" w:color="D9D9D9" w:sz="4"/>
+              <w:left w:val="single" w:color="D9D9D9" w:sz="4"/>
+              <w:bottom w:val="single" w:color="D9D9D9" w:sz="4"/>
+              <w:right w:val="single" w:color="D9D9D9" w:sz="4"/>
+            </w:tcBorders>
+            <w:shd w:fill="1F4E79" w:val="clear"/>
+            <w:tcMar>
+              <w:top w:type="dxa" w:w="160"/>
+              <w:left w:type="dxa" w:w="160"/>
+              <w:bottom w:type="dxa" w:w="160"/>
+              <w:right w:type="dxa" w:w="160"/>
+            </w:tcMar>
+            <w:vAlign w:val="center"/>
+          </w:tcPr>
+          <w:p>
+            <w:pPr>
+              <w:spacing w:after="0" w:before="0" w:line="300"/>
+              <w:jc w:val="center"/>
+            </w:pPr>
+            <w:r>
+              <w:rPr>
+                <w:rFonts w:ascii="微软雅黑" w:cs="微软雅黑" w:eastAsia="微软雅黑" w:hAnsi="微软雅黑"/>
+                <w:b/>
+                <w:bCs/>
+                <w:color w:val="FFFFFF"/>
+                <w:sz w:val="22"/>
+                <w:szCs w:val="22"/>
+              </w:rPr>
+              <w:t xml:space="preserve">中部 · 常规授课区</w:t>
+            </w:r>
+          </w:p>
+        </w:tc>
+        <w:tc>
+          <w:tcPr>
+            <w:tcW w:type="dxa" w:w="6400"/>
+            <w:tcBorders>
+              <w:top w:val="single" w:color="D9D9D9" w:sz="4"/>
+              <w:left w:val="single" w:color="D9D9D9" w:sz="4"/>
+              <w:bottom w:val="single" w:color="D9D9D9" w:sz="4"/>
+              <w:right w:val="single" w:color="D9D9D9" w:sz="4"/>
+            </w:tcBorders>
+            <w:shd w:fill="D9D9D9" w:val="clear"/>
+            <w:tcMar>
+              <w:top w:type="dxa" w:w="120"/>
+              <w:left w:type="dxa" w:w="160"/>
+              <w:bottom w:type="dxa" w:w="120"/>
+              <w:right w:type="dxa" w:w="160"/>
+            </w:tcMar>
+            <w:vAlign w:val="center"/>
+          </w:tcPr>
+          <w:p>
+            <w:pPr>
+              <w:spacing w:after="40" w:before="0" w:line="320"/>
+              <w:jc w:val="left"/>
+            </w:pPr>
+            <w:r>
+              <w:rPr>
+                <w:rFonts w:ascii="微软雅黑" w:cs="微软雅黑" w:eastAsia="微软雅黑" w:hAnsi="微软雅黑"/>
+                <w:color w:val="262626"/>
+                <w:sz w:val="20"/>
+                <w:szCs w:val="20"/>
+              </w:rPr>
+              <w:t xml:space="preserve"/>
+            </w:r>
+          </w:p>
+          <w:p>
+            <w:pPr>
+              <w:spacing w:after="40" w:before="60" w:line="320"/>
+              <w:jc w:val="left"/>
+            </w:pPr>
+            <w:r>
+              <w:rPr>
+                <w:rFonts w:ascii="微软雅黑" w:cs="微软雅黑" w:eastAsia="微软雅黑" w:hAnsi="微软雅黑"/>
+                <w:color w:val="262626"/>
+                <w:sz w:val="20"/>
+                <w:szCs w:val="20"/>
+              </w:rPr>
+              <w:t xml:space="preserve"/>
+            </w:r>
+          </w:p>
+          <w:p>
+            <w:pPr>
+              <w:spacing w:after="40" w:before="60" w:line="320"/>
+              <w:jc w:val="left"/>
+            </w:pPr>
+            <w:r>
+              <w:rPr>
+                <w:rFonts w:ascii="微软雅黑" w:cs="微软雅黑" w:eastAsia="微软雅黑" w:hAnsi="微软雅黑"/>
+                <w:color w:val="262626"/>
+                <w:sz w:val="20"/>
+                <w:szCs w:val="20"/>
+              </w:rPr>
+              <w:t xml:space="preserve"/>
+            </w:r>
+          </w:p>
+        </w:tc>
+      </w:tr>
+      <w:tr>
+        <w:tc>
+          <w:tcPr>
+            <w:tcW w:type="dxa" w:w="2600"/>
+            <w:tcBorders>
+              <w:top w:val="single" w:color="D9D9D9" w:sz="4"/>
+              <w:left w:val="single" w:color="D9D9D9" w:sz="4"/>
+              <w:bottom w:val="single" w:color="D9D9D9" w:sz="4"/>
+              <w:right w:val="single" w:color="D9D9D9" w:sz="4"/>
+            </w:tcBorders>
+            <w:shd w:fill="1F4E79" w:val="clear"/>
+            <w:tcMar>
+              <w:top w:type="dxa" w:w="160"/>
+              <w:left w:type="dxa" w:w="160"/>
+              <w:bottom w:type="dxa" w:w="160"/>
+              <w:right w:type="dxa" w:w="160"/>
+            </w:tcMar>
+            <w:vAlign w:val="center"/>
+          </w:tcPr>
+          <w:p>
+            <w:pPr>
+              <w:spacing w:after="0" w:before="0" w:line="300"/>
+              <w:jc w:val="center"/>
+            </w:pPr>
+            <w:r>
+              <w:rPr>
+                <w:rFonts w:ascii="微软雅黑" w:cs="微软雅黑" w:eastAsia="微软雅黑" w:hAnsi="微软雅黑"/>
+                <w:b/>
+                <w:bCs/>
+                <w:color w:val="FFFFFF"/>
+                <w:sz w:val="22"/>
+                <w:szCs w:val="22"/>
+              </w:rPr>
+              <w:t xml:space="preserve">后部 · 全息体验区</w:t>
+            </w:r>
+          </w:p>
+        </w:tc>
+        <w:tc>
+          <w:tcPr>
+            <w:tcW w:type="dxa" w:w="6400"/>
+            <w:tcBorders>
+              <w:top w:val="single" w:color="D9D9D9" w:sz="4"/>
+              <w:left w:val="single" w:color="D9D9D9" w:sz="4"/>
+              <w:bottom w:val="single" w:color="D9D9D9" w:sz="4"/>
+              <w:right w:val="single" w:color="D9D9D9" w:sz="4"/>
+            </w:tcBorders>
+            <w:shd w:fill="C5E0B4" w:val="clear"/>
+            <w:tcMar>
+              <w:top w:type="dxa" w:w="120"/>
+              <w:left w:type="dxa" w:w="160"/>
+              <w:bottom w:type="dxa" w:w="120"/>
+              <w:right w:type="dxa" w:w="160"/>
+            </w:tcMar>
+            <w:vAlign w:val="center"/>
+          </w:tcPr>
+          <w:p>
+            <w:pPr>
+              <w:spacing w:after="40" w:before="0" w:line="320"/>
+              <w:jc w:val="left"/>
+            </w:pPr>
+            <w:r>
+              <w:rPr>
+                <w:rFonts w:ascii="微软雅黑" w:cs="微软雅黑" w:eastAsia="微软雅黑" w:hAnsi="微软雅黑"/>
+                <w:color w:val="262626"/>
+                <w:sz w:val="20"/>
+                <w:szCs w:val="20"/>
+              </w:rPr>
+              <w:t xml:space="preserve"/>
+            </w:r>
+          </w:p>
+          <w:p>
+            <w:pPr>
+              <w:spacing w:after="40" w:before="60" w:line="320"/>
+              <w:jc w:val="left"/>
+            </w:pPr>
+            <w:r>
+              <w:rPr>
+                <w:rFonts w:ascii="微软雅黑" w:cs="微软雅黑" w:eastAsia="微软雅黑" w:hAnsi="微软雅黑"/>
+                <w:color w:val="262626"/>
+                <w:sz w:val="20"/>
+                <w:szCs w:val="20"/>
+              </w:rPr>
+              <w:t xml:space="preserve"/>
+            </w:r>
+          </w:p>
+          <w:p>
+            <w:pPr>
+              <w:spacing w:after="40" w:before="60" w:line="320"/>
+              <w:jc w:val="left"/>
+            </w:pPr>
+            <w:r>
+              <w:rPr>
+                <w:rFonts w:ascii="微软雅黑" w:cs="微软雅黑" w:eastAsia="微软雅黑" w:hAnsi="微软雅黑"/>
+                <w:color w:val="262626"/>
+                <w:sz w:val="20"/>
+                <w:szCs w:val="20"/>
+              </w:rPr>
+              <w:t xml:space="preserve"/>
+            </w:r>
+          </w:p>
+          <w:p>
+            <w:pPr>
+              <w:spacing w:after="40" w:before="60" w:line="320"/>
+              <w:jc w:val="left"/>
+            </w:pPr>
+            <w:r>
+              <w:rPr>
+                <w:rFonts w:ascii="微软雅黑" w:cs="微软雅黑" w:eastAsia="微软雅黑" w:hAnsi="微软雅黑"/>
+                <w:color w:val="262626"/>
+                <w:sz w:val="20"/>
+                <w:szCs w:val="20"/>
+              </w:rPr>
+              <w:t xml:space="preserve"/>
+            </w:r>
+          </w:p>
+        </w:tc>
+      </w:tr>
+    </w:tbl>
+    <w:p>
+      <w:pPr>
+        <w:spacing w:before="120"/>
       </w:pPr>
       <w:r>
         <w:t xml:space="preserve"/>
@@ -1258,293 +1301,534 @@
     <w:p>
       <w:pPr>
         <w:pBdr>
+          <w:left w:val="single" w:color="2E75B6" w:sz="24" w:space="12"/>
+        </w:pBdr>
+        <w:shd w:fill="F8FAFD" w:val="clear"/>
+        <w:spacing w:after="60" w:before="60" w:line="340"/>
+        <w:ind w:left="360"/>
+      </w:pPr>
+      <w:r>
+        <w:rPr>
+          <w:rFonts w:ascii="微软雅黑" w:cs="微软雅黑" w:eastAsia="微软雅黑" w:hAnsi="微软雅黑"/>
+          <w:i/>
+          <w:iCs/>
+          <w:color w:val="262626"/>
+          <w:sz w:val="22"/>
+          <w:szCs w:val="22"/>
+        </w:rPr>
+        <w:t xml:space="preserve">学员 / 讲师 / 外宾 → 语音 / 触控 / 视觉三种输入 → 经下面 5 层处理 → 裸眼 3D 数字人输出。</w:t>
+      </w:r>
+    </w:p>
+    <w:p>
+      <w:pPr>
+        <w:spacing w:before="80"/>
+      </w:pPr>
+      <w:r>
+        <w:t xml:space="preserve"/>
+      </w:r>
+    </w:p>
+    <w:tbl>
+      <w:tblPr>
+        <w:tblW w:type="dxa" w:w="9000"/>
+        <w:tblBorders>
           <w:top w:val="single" w:color="D9D9D9" w:sz="4"/>
           <w:left w:val="single" w:color="D9D9D9" w:sz="4"/>
+          <w:bottom w:val="single" w:color="D9D9D9" w:sz="4"/>
           <w:right w:val="single" w:color="D9D9D9" w:sz="4"/>
-        </w:pBdr>
-        <w:shd w:fill="F4F4F4" w:val="clear"/>
-        <w:spacing w:after="0" w:line="280"/>
-      </w:pPr>
-      <w:r>
-        <w:rPr>
-          <w:rFonts w:ascii="Consolas" w:cs="Consolas" w:eastAsia="Consolas" w:hAnsi="Consolas"/>
-          <w:color w:val="262626"/>
-          <w:sz w:val="19"/>
-          <w:szCs w:val="19"/>
-        </w:rPr>
-        <w:t xml:space="preserve">   学员/讲师/外宾</w:t>
-      </w:r>
-    </w:p>
-    <w:p>
-      <w:pPr>
-        <w:pBdr>
-          <w:left w:val="single" w:color="D9D9D9" w:sz="4"/>
-          <w:right w:val="single" w:color="D9D9D9" w:sz="4"/>
-        </w:pBdr>
-        <w:shd w:fill="F4F4F4" w:val="clear"/>
-        <w:spacing w:after="0" w:line="280"/>
-      </w:pPr>
-      <w:r>
-        <w:rPr>
-          <w:rFonts w:ascii="Consolas" w:cs="Consolas" w:eastAsia="Consolas" w:hAnsi="Consolas"/>
-          <w:color w:val="262626"/>
-          <w:sz w:val="19"/>
-          <w:szCs w:val="19"/>
-        </w:rPr>
-        <w:t xml:space="preserve">        ↓ 语音 / 触控 / 视觉</w:t>
-      </w:r>
-    </w:p>
-    <w:p>
-      <w:pPr>
-        <w:pBdr>
-          <w:left w:val="single" w:color="D9D9D9" w:sz="4"/>
-          <w:right w:val="single" w:color="D9D9D9" w:sz="4"/>
-        </w:pBdr>
-        <w:shd w:fill="F4F4F4" w:val="clear"/>
-        <w:spacing w:after="0" w:line="280"/>
-      </w:pPr>
-      <w:r>
-        <w:rPr>
-          <w:rFonts w:ascii="Consolas" w:cs="Consolas" w:eastAsia="Consolas" w:hAnsi="Consolas"/>
-          <w:color w:val="262626"/>
-          <w:sz w:val="19"/>
-          <w:szCs w:val="19"/>
-        </w:rPr>
-        <w:t xml:space="preserve">   ┌──────────────────────────────────┐</w:t>
-      </w:r>
-    </w:p>
-    <w:p>
-      <w:pPr>
-        <w:pBdr>
-          <w:left w:val="single" w:color="D9D9D9" w:sz="4"/>
-          <w:right w:val="single" w:color="D9D9D9" w:sz="4"/>
-        </w:pBdr>
-        <w:shd w:fill="F4F4F4" w:val="clear"/>
-        <w:spacing w:after="0" w:line="280"/>
-      </w:pPr>
-      <w:r>
-        <w:rPr>
-          <w:rFonts w:ascii="Consolas" w:cs="Consolas" w:eastAsia="Consolas" w:hAnsi="Consolas"/>
-          <w:color w:val="262626"/>
-          <w:sz w:val="19"/>
-          <w:szCs w:val="19"/>
-        </w:rPr>
-        <w:t xml:space="preserve">   │   MeetaVista 数字助教            │</w:t>
-      </w:r>
-    </w:p>
-    <w:p>
-      <w:pPr>
-        <w:pBdr>
-          <w:left w:val="single" w:color="D9D9D9" w:sz="4"/>
-          <w:right w:val="single" w:color="D9D9D9" w:sz="4"/>
-        </w:pBdr>
-        <w:shd w:fill="F4F4F4" w:val="clear"/>
-        <w:spacing w:after="0" w:line="280"/>
-      </w:pPr>
-      <w:r>
-        <w:rPr>
-          <w:rFonts w:ascii="Consolas" w:cs="Consolas" w:eastAsia="Consolas" w:hAnsi="Consolas"/>
-          <w:color w:val="262626"/>
-          <w:sz w:val="19"/>
-          <w:szCs w:val="19"/>
-        </w:rPr>
-        <w:t xml:space="preserve">   │  [裸眼 3D 显示]                  │</w:t>
-      </w:r>
-    </w:p>
-    <w:p>
-      <w:pPr>
-        <w:pBdr>
-          <w:left w:val="single" w:color="D9D9D9" w:sz="4"/>
-          <w:right w:val="single" w:color="D9D9D9" w:sz="4"/>
-        </w:pBdr>
-        <w:shd w:fill="F4F4F4" w:val="clear"/>
-        <w:spacing w:after="0" w:line="280"/>
-      </w:pPr>
-      <w:r>
-        <w:rPr>
-          <w:rFonts w:ascii="Consolas" w:cs="Consolas" w:eastAsia="Consolas" w:hAnsi="Consolas"/>
-          <w:color w:val="262626"/>
-          <w:sz w:val="19"/>
-          <w:szCs w:val="19"/>
-        </w:rPr>
-        <w:t xml:space="preserve">   │  [3D 数字人渲染]                 │</w:t>
-      </w:r>
-    </w:p>
-    <w:p>
-      <w:pPr>
-        <w:pBdr>
-          <w:left w:val="single" w:color="D9D9D9" w:sz="4"/>
-          <w:right w:val="single" w:color="D9D9D9" w:sz="4"/>
-        </w:pBdr>
-        <w:shd w:fill="F4F4F4" w:val="clear"/>
-        <w:spacing w:after="0" w:line="280"/>
-      </w:pPr>
-      <w:r>
-        <w:rPr>
-          <w:rFonts w:ascii="Consolas" w:cs="Consolas" w:eastAsia="Consolas" w:hAnsi="Consolas"/>
-          <w:color w:val="262626"/>
-          <w:sz w:val="19"/>
-          <w:szCs w:val="19"/>
-        </w:rPr>
-        <w:t xml:space="preserve">   │  [LLM 控制层]                    │</w:t>
-      </w:r>
-    </w:p>
-    <w:p>
-      <w:pPr>
-        <w:pBdr>
-          <w:left w:val="single" w:color="D9D9D9" w:sz="4"/>
-          <w:right w:val="single" w:color="D9D9D9" w:sz="4"/>
-        </w:pBdr>
-        <w:shd w:fill="F4F4F4" w:val="clear"/>
-        <w:spacing w:after="0" w:line="280"/>
-      </w:pPr>
-      <w:r>
-        <w:rPr>
-          <w:rFonts w:ascii="Consolas" w:cs="Consolas" w:eastAsia="Consolas" w:hAnsi="Consolas"/>
-          <w:color w:val="262626"/>
-          <w:sz w:val="19"/>
-          <w:szCs w:val="19"/>
-        </w:rPr>
-        <w:t xml:space="preserve">   │   ├─ Claude Sonnet 4.6（主问答） │</w:t>
-      </w:r>
-    </w:p>
-    <w:p>
-      <w:pPr>
-        <w:pBdr>
-          <w:left w:val="single" w:color="D9D9D9" w:sz="4"/>
-          <w:right w:val="single" w:color="D9D9D9" w:sz="4"/>
-        </w:pBdr>
-        <w:shd w:fill="F4F4F4" w:val="clear"/>
-        <w:spacing w:after="0" w:line="280"/>
-      </w:pPr>
-      <w:r>
-        <w:rPr>
-          <w:rFonts w:ascii="Consolas" w:cs="Consolas" w:eastAsia="Consolas" w:hAnsi="Consolas"/>
-          <w:color w:val="262626"/>
-          <w:sz w:val="19"/>
-          <w:szCs w:val="19"/>
-        </w:rPr>
-        <w:t xml:space="preserve">   │   ├─ Ollama Qwen3 32B（兜底）   │</w:t>
-      </w:r>
-    </w:p>
-    <w:p>
-      <w:pPr>
-        <w:pBdr>
-          <w:left w:val="single" w:color="D9D9D9" w:sz="4"/>
-          <w:right w:val="single" w:color="D9D9D9" w:sz="4"/>
-        </w:pBdr>
-        <w:shd w:fill="F4F4F4" w:val="clear"/>
-        <w:spacing w:after="0" w:line="280"/>
-      </w:pPr>
-      <w:r>
-        <w:rPr>
-          <w:rFonts w:ascii="Consolas" w:cs="Consolas" w:eastAsia="Consolas" w:hAnsi="Consolas"/>
-          <w:color w:val="262626"/>
-          <w:sz w:val="19"/>
-          <w:szCs w:val="19"/>
-        </w:rPr>
-        <w:t xml:space="preserve">   │   └─ 本地 RAG（课程全部知识包） │</w:t>
-      </w:r>
-    </w:p>
-    <w:p>
-      <w:pPr>
-        <w:pBdr>
-          <w:left w:val="single" w:color="D9D9D9" w:sz="4"/>
-          <w:right w:val="single" w:color="D9D9D9" w:sz="4"/>
-        </w:pBdr>
-        <w:shd w:fill="F4F4F4" w:val="clear"/>
-        <w:spacing w:after="0" w:line="280"/>
-      </w:pPr>
-      <w:r>
-        <w:rPr>
-          <w:rFonts w:ascii="Consolas" w:cs="Consolas" w:eastAsia="Consolas" w:hAnsi="Consolas"/>
-          <w:color w:val="262626"/>
-          <w:sz w:val="19"/>
-          <w:szCs w:val="19"/>
-        </w:rPr>
-        <w:t xml:space="preserve">   │  [语音 ASR + TTS]                │</w:t>
-      </w:r>
-    </w:p>
-    <w:p>
-      <w:pPr>
-        <w:pBdr>
-          <w:left w:val="single" w:color="D9D9D9" w:sz="4"/>
-          <w:right w:val="single" w:color="D9D9D9" w:sz="4"/>
-        </w:pBdr>
-        <w:shd w:fill="F4F4F4" w:val="clear"/>
-        <w:spacing w:after="0" w:line="280"/>
-      </w:pPr>
-      <w:r>
-        <w:rPr>
-          <w:rFonts w:ascii="Consolas" w:cs="Consolas" w:eastAsia="Consolas" w:hAnsi="Consolas"/>
-          <w:color w:val="262626"/>
-          <w:sz w:val="19"/>
-          <w:szCs w:val="19"/>
-        </w:rPr>
-        <w:t xml:space="preserve">   │   ├─ Whisper.cpp（识别）         │</w:t>
-      </w:r>
-    </w:p>
-    <w:p>
-      <w:pPr>
-        <w:pBdr>
-          <w:left w:val="single" w:color="D9D9D9" w:sz="4"/>
-          <w:right w:val="single" w:color="D9D9D9" w:sz="4"/>
-        </w:pBdr>
-        <w:shd w:fill="F4F4F4" w:val="clear"/>
-        <w:spacing w:after="0" w:line="280"/>
-      </w:pPr>
-      <w:r>
-        <w:rPr>
-          <w:rFonts w:ascii="Consolas" w:cs="Consolas" w:eastAsia="Consolas" w:hAnsi="Consolas"/>
-          <w:color w:val="262626"/>
-          <w:sz w:val="19"/>
-          <w:szCs w:val="19"/>
-        </w:rPr>
-        <w:t xml:space="preserve">   │   └─ ElevenLabs / CosyVoice      │</w:t>
-      </w:r>
-    </w:p>
-    <w:p>
-      <w:pPr>
-        <w:pBdr>
-          <w:left w:val="single" w:color="D9D9D9" w:sz="4"/>
-          <w:right w:val="single" w:color="D9D9D9" w:sz="4"/>
-        </w:pBdr>
-        <w:shd w:fill="F4F4F4" w:val="clear"/>
-        <w:spacing w:after="0" w:line="280"/>
-      </w:pPr>
-      <w:r>
-        <w:rPr>
-          <w:rFonts w:ascii="Consolas" w:cs="Consolas" w:eastAsia="Consolas" w:hAnsi="Consolas"/>
-          <w:color w:val="262626"/>
-          <w:sz w:val="19"/>
-          <w:szCs w:val="19"/>
-        </w:rPr>
-        <w:t xml:space="preserve">   │  [视点跟踪]                      │</w:t>
-      </w:r>
-    </w:p>
-    <w:p>
-      <w:pPr>
-        <w:pBdr>
-          <w:bottom w:val="single" w:color="D9D9D9" w:sz="4"/>
-          <w:left w:val="single" w:color="D9D9D9" w:sz="4"/>
-          <w:right w:val="single" w:color="D9D9D9" w:sz="4"/>
-        </w:pBdr>
-        <w:shd w:fill="F4F4F4" w:val="clear"/>
-        <w:spacing w:after="0" w:line="280"/>
-      </w:pPr>
-      <w:r>
-        <w:rPr>
-          <w:rFonts w:ascii="Consolas" w:cs="Consolas" w:eastAsia="Consolas" w:hAnsi="Consolas"/>
-          <w:color w:val="262626"/>
-          <w:sz w:val="19"/>
-          <w:szCs w:val="19"/>
-        </w:rPr>
-        <w:t xml:space="preserve">   └──────────────────────────────────┘</w:t>
-      </w:r>
-    </w:p>
-    <w:p>
-      <w:pPr>
-        <w:spacing w:before="100"/>
+          <w:insideH w:val="single" w:color="D9D9D9" w:sz="4"/>
+          <w:insideV w:val="single" w:color="D9D9D9" w:sz="4"/>
+        </w:tblBorders>
+      </w:tblPr>
+      <w:tblGrid>
+        <w:gridCol w:w="2600"/>
+        <w:gridCol w:w="6400"/>
+      </w:tblGrid>
+      <w:tr>
+        <w:trPr>
+          <w:tblHeader/>
+        </w:trPr>
+        <w:tc>
+          <w:tcPr>
+            <w:tcW w:type="dxa" w:w="2600"/>
+            <w:tcBorders>
+              <w:top w:val="single" w:color="D9D9D9" w:sz="4"/>
+              <w:left w:val="single" w:color="D9D9D9" w:sz="4"/>
+              <w:bottom w:val="single" w:color="D9D9D9" w:sz="4"/>
+              <w:right w:val="single" w:color="D9D9D9" w:sz="4"/>
+            </w:tcBorders>
+            <w:shd w:fill="1F4E79" w:val="clear"/>
+            <w:tcMar>
+              <w:top w:type="dxa" w:w="120"/>
+              <w:left w:type="dxa" w:w="160"/>
+              <w:bottom w:type="dxa" w:w="120"/>
+              <w:right w:type="dxa" w:w="160"/>
+            </w:tcMar>
+            <w:vAlign w:val="center"/>
+          </w:tcPr>
+          <w:p>
+            <w:pPr>
+              <w:spacing w:line="320"/>
+              <w:jc w:val="left"/>
+            </w:pPr>
+            <w:r>
+              <w:rPr>
+                <w:rFonts w:ascii="微软雅黑" w:cs="微软雅黑" w:eastAsia="微软雅黑" w:hAnsi="微软雅黑"/>
+                <w:b/>
+                <w:bCs/>
+                <w:color w:val="FFFFFF"/>
+                <w:sz w:val="21"/>
+                <w:szCs w:val="21"/>
+              </w:rPr>
+              <w:t xml:space="preserve">层级</w:t>
+            </w:r>
+          </w:p>
+        </w:tc>
+        <w:tc>
+          <w:tcPr>
+            <w:tcW w:type="dxa" w:w="6400"/>
+            <w:tcBorders>
+              <w:top w:val="single" w:color="D9D9D9" w:sz="4"/>
+              <w:left w:val="single" w:color="D9D9D9" w:sz="4"/>
+              <w:bottom w:val="single" w:color="D9D9D9" w:sz="4"/>
+              <w:right w:val="single" w:color="D9D9D9" w:sz="4"/>
+            </w:tcBorders>
+            <w:shd w:fill="1F4E79" w:val="clear"/>
+            <w:tcMar>
+              <w:top w:type="dxa" w:w="120"/>
+              <w:left w:type="dxa" w:w="160"/>
+              <w:bottom w:type="dxa" w:w="120"/>
+              <w:right w:type="dxa" w:w="160"/>
+            </w:tcMar>
+            <w:vAlign w:val="center"/>
+          </w:tcPr>
+          <w:p>
+            <w:pPr>
+              <w:spacing w:line="320"/>
+              <w:jc w:val="left"/>
+            </w:pPr>
+            <w:r>
+              <w:rPr>
+                <w:rFonts w:ascii="微软雅黑" w:cs="微软雅黑" w:eastAsia="微软雅黑" w:hAnsi="微软雅黑"/>
+                <w:b/>
+                <w:bCs/>
+                <w:color w:val="FFFFFF"/>
+                <w:sz w:val="21"/>
+                <w:szCs w:val="21"/>
+              </w:rPr>
+              <w:t xml:space="preserve">实现</w:t>
+            </w:r>
+          </w:p>
+        </w:tc>
+      </w:tr>
+      <w:tr>
+        <w:tc>
+          <w:tcPr>
+            <w:tcW w:type="dxa" w:w="2600"/>
+            <w:tcBorders>
+              <w:top w:val="single" w:color="D9D9D9" w:sz="4"/>
+              <w:left w:val="single" w:color="D9D9D9" w:sz="4"/>
+              <w:bottom w:val="single" w:color="D9D9D9" w:sz="4"/>
+              <w:right w:val="single" w:color="D9D9D9" w:sz="4"/>
+            </w:tcBorders>
+            <w:shd w:fill="1F4E79" w:val="clear"/>
+            <w:tcMar>
+              <w:top w:type="dxa" w:w="160"/>
+              <w:left w:type="dxa" w:w="160"/>
+              <w:bottom w:type="dxa" w:w="160"/>
+              <w:right w:type="dxa" w:w="160"/>
+            </w:tcMar>
+            <w:vAlign w:val="center"/>
+          </w:tcPr>
+          <w:p>
+            <w:pPr>
+              <w:spacing w:after="0" w:before="0" w:line="300"/>
+              <w:jc w:val="center"/>
+            </w:pPr>
+            <w:r>
+              <w:rPr>
+                <w:rFonts w:ascii="微软雅黑" w:cs="微软雅黑" w:eastAsia="微软雅黑" w:hAnsi="微软雅黑"/>
+                <w:b/>
+                <w:bCs/>
+                <w:color w:val="FFFFFF"/>
+                <w:sz w:val="22"/>
+                <w:szCs w:val="22"/>
+              </w:rPr>
+              <w:t xml:space="preserve">输入层</w:t>
+            </w:r>
+          </w:p>
+        </w:tc>
+        <w:tc>
+          <w:tcPr>
+            <w:tcW w:type="dxa" w:w="6400"/>
+            <w:tcBorders>
+              <w:top w:val="single" w:color="D9D9D9" w:sz="4"/>
+              <w:left w:val="single" w:color="D9D9D9" w:sz="4"/>
+              <w:bottom w:val="single" w:color="D9D9D9" w:sz="4"/>
+              <w:right w:val="single" w:color="D9D9D9" w:sz="4"/>
+            </w:tcBorders>
+            <w:shd w:fill="F2F6FA" w:val="clear"/>
+            <w:tcMar>
+              <w:top w:type="dxa" w:w="120"/>
+              <w:left w:type="dxa" w:w="160"/>
+              <w:bottom w:type="dxa" w:w="120"/>
+              <w:right w:type="dxa" w:w="160"/>
+            </w:tcMar>
+            <w:vAlign w:val="center"/>
+          </w:tcPr>
+          <w:p>
+            <w:pPr>
+              <w:spacing w:after="40" w:before="0" w:line="320"/>
+              <w:jc w:val="left"/>
+            </w:pPr>
+            <w:r>
+              <w:rPr>
+                <w:rFonts w:ascii="微软雅黑" w:cs="微软雅黑" w:eastAsia="微软雅黑" w:hAnsi="微软雅黑"/>
+                <w:color w:val="262626"/>
+                <w:sz w:val="20"/>
+                <w:szCs w:val="20"/>
+              </w:rPr>
+              <w:t xml:space="preserve"/>
+            </w:r>
+          </w:p>
+        </w:tc>
+      </w:tr>
+      <w:tr>
+        <w:tc>
+          <w:tcPr>
+            <w:tcW w:type="dxa" w:w="2600"/>
+            <w:tcBorders>
+              <w:top w:val="single" w:color="D9D9D9" w:sz="4"/>
+              <w:left w:val="single" w:color="D9D9D9" w:sz="4"/>
+              <w:bottom w:val="single" w:color="D9D9D9" w:sz="4"/>
+              <w:right w:val="single" w:color="D9D9D9" w:sz="4"/>
+            </w:tcBorders>
+            <w:shd w:fill="1F4E79" w:val="clear"/>
+            <w:tcMar>
+              <w:top w:type="dxa" w:w="160"/>
+              <w:left w:type="dxa" w:w="160"/>
+              <w:bottom w:type="dxa" w:w="160"/>
+              <w:right w:type="dxa" w:w="160"/>
+            </w:tcMar>
+            <w:vAlign w:val="center"/>
+          </w:tcPr>
+          <w:p>
+            <w:pPr>
+              <w:spacing w:after="0" w:before="0" w:line="300"/>
+              <w:jc w:val="center"/>
+            </w:pPr>
+            <w:r>
+              <w:rPr>
+                <w:rFonts w:ascii="微软雅黑" w:cs="微软雅黑" w:eastAsia="微软雅黑" w:hAnsi="微软雅黑"/>
+                <w:b/>
+                <w:bCs/>
+                <w:color w:val="FFFFFF"/>
+                <w:sz w:val="22"/>
+                <w:szCs w:val="22"/>
+              </w:rPr>
+              <w:t xml:space="preserve">显示层</w:t>
+            </w:r>
+          </w:p>
+        </w:tc>
+        <w:tc>
+          <w:tcPr>
+            <w:tcW w:type="dxa" w:w="6400"/>
+            <w:tcBorders>
+              <w:top w:val="single" w:color="D9D9D9" w:sz="4"/>
+              <w:left w:val="single" w:color="D9D9D9" w:sz="4"/>
+              <w:bottom w:val="single" w:color="D9D9D9" w:sz="4"/>
+              <w:right w:val="single" w:color="D9D9D9" w:sz="4"/>
+            </w:tcBorders>
+            <w:shd w:fill="EAF2FA" w:val="clear"/>
+            <w:tcMar>
+              <w:top w:type="dxa" w:w="120"/>
+              <w:left w:type="dxa" w:w="160"/>
+              <w:bottom w:type="dxa" w:w="120"/>
+              <w:right w:type="dxa" w:w="160"/>
+            </w:tcMar>
+            <w:vAlign w:val="center"/>
+          </w:tcPr>
+          <w:p>
+            <w:pPr>
+              <w:spacing w:after="40" w:before="0" w:line="320"/>
+              <w:jc w:val="left"/>
+            </w:pPr>
+            <w:r>
+              <w:rPr>
+                <w:rFonts w:ascii="微软雅黑" w:cs="微软雅黑" w:eastAsia="微软雅黑" w:hAnsi="微软雅黑"/>
+                <w:color w:val="262626"/>
+                <w:sz w:val="20"/>
+                <w:szCs w:val="20"/>
+              </w:rPr>
+              <w:t xml:space="preserve"/>
+            </w:r>
+          </w:p>
+        </w:tc>
+      </w:tr>
+      <w:tr>
+        <w:tc>
+          <w:tcPr>
+            <w:tcW w:type="dxa" w:w="2600"/>
+            <w:tcBorders>
+              <w:top w:val="single" w:color="D9D9D9" w:sz="4"/>
+              <w:left w:val="single" w:color="D9D9D9" w:sz="4"/>
+              <w:bottom w:val="single" w:color="D9D9D9" w:sz="4"/>
+              <w:right w:val="single" w:color="D9D9D9" w:sz="4"/>
+            </w:tcBorders>
+            <w:shd w:fill="1F4E79" w:val="clear"/>
+            <w:tcMar>
+              <w:top w:type="dxa" w:w="160"/>
+              <w:left w:type="dxa" w:w="160"/>
+              <w:bottom w:type="dxa" w:w="160"/>
+              <w:right w:type="dxa" w:w="160"/>
+            </w:tcMar>
+            <w:vAlign w:val="center"/>
+          </w:tcPr>
+          <w:p>
+            <w:pPr>
+              <w:spacing w:after="0" w:before="0" w:line="300"/>
+              <w:jc w:val="center"/>
+            </w:pPr>
+            <w:r>
+              <w:rPr>
+                <w:rFonts w:ascii="微软雅黑" w:cs="微软雅黑" w:eastAsia="微软雅黑" w:hAnsi="微软雅黑"/>
+                <w:b/>
+                <w:bCs/>
+                <w:color w:val="FFFFFF"/>
+                <w:sz w:val="22"/>
+                <w:szCs w:val="22"/>
+              </w:rPr>
+              <w:t xml:space="preserve">LLM 控制层</w:t>
+            </w:r>
+          </w:p>
+        </w:tc>
+        <w:tc>
+          <w:tcPr>
+            <w:tcW w:type="dxa" w:w="6400"/>
+            <w:tcBorders>
+              <w:top w:val="single" w:color="D9D9D9" w:sz="4"/>
+              <w:left w:val="single" w:color="D9D9D9" w:sz="4"/>
+              <w:bottom w:val="single" w:color="D9D9D9" w:sz="4"/>
+              <w:right w:val="single" w:color="D9D9D9" w:sz="4"/>
+            </w:tcBorders>
+            <w:shd w:fill="E0EBF7" w:val="clear"/>
+            <w:tcMar>
+              <w:top w:type="dxa" w:w="120"/>
+              <w:left w:type="dxa" w:w="160"/>
+              <w:bottom w:type="dxa" w:w="120"/>
+              <w:right w:type="dxa" w:w="160"/>
+            </w:tcMar>
+            <w:vAlign w:val="center"/>
+          </w:tcPr>
+          <w:p>
+            <w:pPr>
+              <w:spacing w:after="40" w:before="0" w:line="320"/>
+              <w:jc w:val="left"/>
+            </w:pPr>
+            <w:r>
+              <w:rPr>
+                <w:rFonts w:ascii="微软雅黑" w:cs="微软雅黑" w:eastAsia="微软雅黑" w:hAnsi="微软雅黑"/>
+                <w:color w:val="262626"/>
+                <w:sz w:val="20"/>
+                <w:szCs w:val="20"/>
+              </w:rPr>
+              <w:t xml:space="preserve"/>
+            </w:r>
+          </w:p>
+          <w:p>
+            <w:pPr>
+              <w:spacing w:after="40" w:before="60" w:line="320"/>
+              <w:jc w:val="left"/>
+            </w:pPr>
+            <w:r>
+              <w:rPr>
+                <w:rFonts w:ascii="微软雅黑" w:cs="微软雅黑" w:eastAsia="微软雅黑" w:hAnsi="微软雅黑"/>
+                <w:color w:val="262626"/>
+                <w:sz w:val="20"/>
+                <w:szCs w:val="20"/>
+              </w:rPr>
+              <w:t xml:space="preserve"/>
+            </w:r>
+          </w:p>
+          <w:p>
+            <w:pPr>
+              <w:spacing w:after="40" w:before="60" w:line="320"/>
+              <w:jc w:val="left"/>
+            </w:pPr>
+            <w:r>
+              <w:rPr>
+                <w:rFonts w:ascii="微软雅黑" w:cs="微软雅黑" w:eastAsia="微软雅黑" w:hAnsi="微软雅黑"/>
+                <w:color w:val="262626"/>
+                <w:sz w:val="20"/>
+                <w:szCs w:val="20"/>
+              </w:rPr>
+              <w:t xml:space="preserve"/>
+            </w:r>
+          </w:p>
+        </w:tc>
+      </w:tr>
+      <w:tr>
+        <w:tc>
+          <w:tcPr>
+            <w:tcW w:type="dxa" w:w="2600"/>
+            <w:tcBorders>
+              <w:top w:val="single" w:color="D9D9D9" w:sz="4"/>
+              <w:left w:val="single" w:color="D9D9D9" w:sz="4"/>
+              <w:bottom w:val="single" w:color="D9D9D9" w:sz="4"/>
+              <w:right w:val="single" w:color="D9D9D9" w:sz="4"/>
+            </w:tcBorders>
+            <w:shd w:fill="1F4E79" w:val="clear"/>
+            <w:tcMar>
+              <w:top w:type="dxa" w:w="160"/>
+              <w:left w:type="dxa" w:w="160"/>
+              <w:bottom w:type="dxa" w:w="160"/>
+              <w:right w:type="dxa" w:w="160"/>
+            </w:tcMar>
+            <w:vAlign w:val="center"/>
+          </w:tcPr>
+          <w:p>
+            <w:pPr>
+              <w:spacing w:after="0" w:before="0" w:line="300"/>
+              <w:jc w:val="center"/>
+            </w:pPr>
+            <w:r>
+              <w:rPr>
+                <w:rFonts w:ascii="微软雅黑" w:cs="微软雅黑" w:eastAsia="微软雅黑" w:hAnsi="微软雅黑"/>
+                <w:b/>
+                <w:bCs/>
+                <w:color w:val="FFFFFF"/>
+                <w:sz w:val="22"/>
+                <w:szCs w:val="22"/>
+              </w:rPr>
+              <w:t xml:space="preserve">语音层</w:t>
+            </w:r>
+          </w:p>
+        </w:tc>
+        <w:tc>
+          <w:tcPr>
+            <w:tcW w:type="dxa" w:w="6400"/>
+            <w:tcBorders>
+              <w:top w:val="single" w:color="D9D9D9" w:sz="4"/>
+              <w:left w:val="single" w:color="D9D9D9" w:sz="4"/>
+              <w:bottom w:val="single" w:color="D9D9D9" w:sz="4"/>
+              <w:right w:val="single" w:color="D9D9D9" w:sz="4"/>
+            </w:tcBorders>
+            <w:shd w:fill="D6E5F4" w:val="clear"/>
+            <w:tcMar>
+              <w:top w:type="dxa" w:w="120"/>
+              <w:left w:type="dxa" w:w="160"/>
+              <w:bottom w:type="dxa" w:w="120"/>
+              <w:right w:type="dxa" w:w="160"/>
+            </w:tcMar>
+            <w:vAlign w:val="center"/>
+          </w:tcPr>
+          <w:p>
+            <w:pPr>
+              <w:spacing w:after="40" w:before="0" w:line="320"/>
+              <w:jc w:val="left"/>
+            </w:pPr>
+            <w:r>
+              <w:rPr>
+                <w:rFonts w:ascii="微软雅黑" w:cs="微软雅黑" w:eastAsia="微软雅黑" w:hAnsi="微软雅黑"/>
+                <w:color w:val="262626"/>
+                <w:sz w:val="20"/>
+                <w:szCs w:val="20"/>
+              </w:rPr>
+              <w:t xml:space="preserve"/>
+            </w:r>
+          </w:p>
+          <w:p>
+            <w:pPr>
+              <w:spacing w:after="40" w:before="60" w:line="320"/>
+              <w:jc w:val="left"/>
+            </w:pPr>
+            <w:r>
+              <w:rPr>
+                <w:rFonts w:ascii="微软雅黑" w:cs="微软雅黑" w:eastAsia="微软雅黑" w:hAnsi="微软雅黑"/>
+                <w:color w:val="262626"/>
+                <w:sz w:val="20"/>
+                <w:szCs w:val="20"/>
+              </w:rPr>
+              <w:t xml:space="preserve"/>
+            </w:r>
+          </w:p>
+        </w:tc>
+      </w:tr>
+      <w:tr>
+        <w:tc>
+          <w:tcPr>
+            <w:tcW w:type="dxa" w:w="2600"/>
+            <w:tcBorders>
+              <w:top w:val="single" w:color="D9D9D9" w:sz="4"/>
+              <w:left w:val="single" w:color="D9D9D9" w:sz="4"/>
+              <w:bottom w:val="single" w:color="D9D9D9" w:sz="4"/>
+              <w:right w:val="single" w:color="D9D9D9" w:sz="4"/>
+            </w:tcBorders>
+            <w:shd w:fill="1F4E79" w:val="clear"/>
+            <w:tcMar>
+              <w:top w:type="dxa" w:w="160"/>
+              <w:left w:type="dxa" w:w="160"/>
+              <w:bottom w:type="dxa" w:w="160"/>
+              <w:right w:type="dxa" w:w="160"/>
+            </w:tcMar>
+            <w:vAlign w:val="center"/>
+          </w:tcPr>
+          <w:p>
+            <w:pPr>
+              <w:spacing w:after="0" w:before="0" w:line="300"/>
+              <w:jc w:val="center"/>
+            </w:pPr>
+            <w:r>
+              <w:rPr>
+                <w:rFonts w:ascii="微软雅黑" w:cs="微软雅黑" w:eastAsia="微软雅黑" w:hAnsi="微软雅黑"/>
+                <w:b/>
+                <w:bCs/>
+                <w:color w:val="FFFFFF"/>
+                <w:sz w:val="22"/>
+                <w:szCs w:val="22"/>
+              </w:rPr>
+              <w:t xml:space="preserve">跟踪层</w:t>
+            </w:r>
+          </w:p>
+        </w:tc>
+        <w:tc>
+          <w:tcPr>
+            <w:tcW w:type="dxa" w:w="6400"/>
+            <w:tcBorders>
+              <w:top w:val="single" w:color="D9D9D9" w:sz="4"/>
+              <w:left w:val="single" w:color="D9D9D9" w:sz="4"/>
+              <w:bottom w:val="single" w:color="D9D9D9" w:sz="4"/>
+              <w:right w:val="single" w:color="D9D9D9" w:sz="4"/>
+            </w:tcBorders>
+            <w:shd w:fill="CCDFEF" w:val="clear"/>
+            <w:tcMar>
+              <w:top w:type="dxa" w:w="120"/>
+              <w:left w:type="dxa" w:w="160"/>
+              <w:bottom w:type="dxa" w:w="120"/>
+              <w:right w:type="dxa" w:w="160"/>
+            </w:tcMar>
+            <w:vAlign w:val="center"/>
+          </w:tcPr>
+          <w:p>
+            <w:pPr>
+              <w:spacing w:after="40" w:before="0" w:line="320"/>
+              <w:jc w:val="left"/>
+            </w:pPr>
+            <w:r>
+              <w:rPr>
+                <w:rFonts w:ascii="微软雅黑" w:cs="微软雅黑" w:eastAsia="微软雅黑" w:hAnsi="微软雅黑"/>
+                <w:color w:val="262626"/>
+                <w:sz w:val="20"/>
+                <w:szCs w:val="20"/>
+              </w:rPr>
+              <w:t xml:space="preserve"/>
+            </w:r>
+          </w:p>
+        </w:tc>
+      </w:tr>
+    </w:tbl>
+    <w:p>
+      <w:pPr>
+        <w:spacing w:before="120"/>
       </w:pPr>
       <w:r>
         <w:t xml:space="preserve"/>
@@ -7247,144 +7531,603 @@
         <w:t xml:space="preserve">十一、采购节奏</w:t>
       </w:r>
     </w:p>
-    <w:p>
-      <w:pPr>
-        <w:pBdr>
+    <w:tbl>
+      <w:tblPr>
+        <w:tblW w:type="dxa" w:w="9000"/>
+        <w:tblBorders>
           <w:top w:val="single" w:color="D9D9D9" w:sz="4"/>
           <w:left w:val="single" w:color="D9D9D9" w:sz="4"/>
+          <w:bottom w:val="single" w:color="D9D9D9" w:sz="4"/>
           <w:right w:val="single" w:color="D9D9D9" w:sz="4"/>
-        </w:pBdr>
-        <w:shd w:fill="F4F4F4" w:val="clear"/>
-        <w:spacing w:after="0" w:line="280"/>
-      </w:pPr>
-      <w:r>
-        <w:rPr>
-          <w:rFonts w:ascii="Consolas" w:cs="Consolas" w:eastAsia="Consolas" w:hAnsi="Consolas"/>
-          <w:color w:val="262626"/>
-          <w:sz w:val="19"/>
-          <w:szCs w:val="19"/>
-        </w:rPr>
-        <w:t xml:space="preserve">T - 60 天   场地选址 + 签约</w:t>
-      </w:r>
-    </w:p>
-    <w:p>
-      <w:pPr>
-        <w:pBdr>
-          <w:left w:val="single" w:color="D9D9D9" w:sz="4"/>
-          <w:right w:val="single" w:color="D9D9D9" w:sz="4"/>
-        </w:pBdr>
-        <w:shd w:fill="F4F4F4" w:val="clear"/>
-        <w:spacing w:after="0" w:line="280"/>
-      </w:pPr>
-      <w:r>
-        <w:rPr>
-          <w:rFonts w:ascii="Consolas" w:cs="Consolas" w:eastAsia="Consolas" w:hAnsi="Consolas"/>
-          <w:color w:val="262626"/>
-          <w:sz w:val="19"/>
-          <w:szCs w:val="19"/>
-        </w:rPr>
-        <w:t xml:space="preserve">T - 50 天   订裸眼 3D 大屏 + 驱动机 + 全息体验区设备（4-6 周交付）</w:t>
-      </w:r>
-    </w:p>
-    <w:p>
-      <w:pPr>
-        <w:pBdr>
-          <w:left w:val="single" w:color="D9D9D9" w:sz="4"/>
-          <w:right w:val="single" w:color="D9D9D9" w:sz="4"/>
-        </w:pBdr>
-        <w:shd w:fill="F4F4F4" w:val="clear"/>
-        <w:spacing w:after="0" w:line="280"/>
-      </w:pPr>
-      <w:r>
-        <w:rPr>
-          <w:rFonts w:ascii="Consolas" w:cs="Consolas" w:eastAsia="Consolas" w:hAnsi="Consolas"/>
-          <w:color w:val="262626"/>
-          <w:sz w:val="19"/>
-          <w:szCs w:val="19"/>
-        </w:rPr>
-        <w:t xml:space="preserve">T - 40 天   网络 / 电力 / 空调到位</w:t>
-      </w:r>
-    </w:p>
-    <w:p>
-      <w:pPr>
-        <w:pBdr>
-          <w:left w:val="single" w:color="D9D9D9" w:sz="4"/>
-          <w:right w:val="single" w:color="D9D9D9" w:sz="4"/>
-        </w:pBdr>
-        <w:shd w:fill="F4F4F4" w:val="clear"/>
-        <w:spacing w:after="0" w:line="280"/>
-      </w:pPr>
-      <w:r>
-        <w:rPr>
-          <w:rFonts w:ascii="Consolas" w:cs="Consolas" w:eastAsia="Consolas" w:hAnsi="Consolas"/>
-          <w:color w:val="262626"/>
-          <w:sz w:val="19"/>
-          <w:szCs w:val="19"/>
-        </w:rPr>
-        <w:t xml:space="preserve">T - 30 天   GPU 工作站 + NAS 到货</w:t>
-      </w:r>
-    </w:p>
-    <w:p>
-      <w:pPr>
-        <w:pBdr>
-          <w:left w:val="single" w:color="D9D9D9" w:sz="4"/>
-          <w:right w:val="single" w:color="D9D9D9" w:sz="4"/>
-        </w:pBdr>
-        <w:shd w:fill="F4F4F4" w:val="clear"/>
-        <w:spacing w:after="0" w:line="280"/>
-      </w:pPr>
-      <w:r>
-        <w:rPr>
-          <w:rFonts w:ascii="Consolas" w:cs="Consolas" w:eastAsia="Consolas" w:hAnsi="Consolas"/>
-          <w:color w:val="262626"/>
-          <w:sz w:val="19"/>
-          <w:szCs w:val="19"/>
-        </w:rPr>
-        <w:t xml:space="preserve">T - 15 天   MeetaVista 上电 + 数字助教调试</w:t>
-      </w:r>
-    </w:p>
-    <w:p>
-      <w:pPr>
-        <w:pBdr>
-          <w:left w:val="single" w:color="D9D9D9" w:sz="4"/>
-          <w:right w:val="single" w:color="D9D9D9" w:sz="4"/>
-        </w:pBdr>
-        <w:shd w:fill="F4F4F4" w:val="clear"/>
-        <w:spacing w:after="0" w:line="280"/>
-      </w:pPr>
-      <w:r>
-        <w:rPr>
-          <w:rFonts w:ascii="Consolas" w:cs="Consolas" w:eastAsia="Consolas" w:hAnsi="Consolas"/>
-          <w:color w:val="262626"/>
-          <w:sz w:val="19"/>
-          <w:szCs w:val="19"/>
-        </w:rPr>
-        <w:t xml:space="preserve">T - 10 天   全息体验区布置 + 全要素彩排</w:t>
-      </w:r>
-    </w:p>
-    <w:p>
-      <w:pPr>
-        <w:pBdr>
-          <w:bottom w:val="single" w:color="D9D9D9" w:sz="4"/>
-          <w:left w:val="single" w:color="D9D9D9" w:sz="4"/>
-          <w:right w:val="single" w:color="D9D9D9" w:sz="4"/>
-        </w:pBdr>
-        <w:shd w:fill="F4F4F4" w:val="clear"/>
-        <w:spacing w:after="0" w:line="280"/>
-      </w:pPr>
-      <w:r>
-        <w:rPr>
-          <w:rFonts w:ascii="Consolas" w:cs="Consolas" w:eastAsia="Consolas" w:hAnsi="Consolas"/>
-          <w:color w:val="262626"/>
-          <w:sz w:val="19"/>
-          <w:szCs w:val="19"/>
-        </w:rPr>
-        <w:t xml:space="preserve">T -  0 天   第一期开课</w:t>
-      </w:r>
-    </w:p>
-    <w:p>
-      <w:pPr>
-        <w:spacing w:before="100"/>
+          <w:insideH w:val="single" w:color="D9D9D9" w:sz="4"/>
+          <w:insideV w:val="single" w:color="D9D9D9" w:sz="4"/>
+        </w:tblBorders>
+      </w:tblPr>
+      <w:tblGrid>
+        <w:gridCol w:w="2200"/>
+        <w:gridCol w:w="6800"/>
+      </w:tblGrid>
+      <w:tr>
+        <w:trPr>
+          <w:tblHeader/>
+        </w:trPr>
+        <w:tc>
+          <w:tcPr>
+            <w:tcW w:type="dxa" w:w="2200"/>
+            <w:tcBorders>
+              <w:top w:val="single" w:color="D9D9D9" w:sz="4"/>
+              <w:left w:val="single" w:color="D9D9D9" w:sz="4"/>
+              <w:bottom w:val="single" w:color="D9D9D9" w:sz="4"/>
+              <w:right w:val="single" w:color="D9D9D9" w:sz="4"/>
+            </w:tcBorders>
+            <w:shd w:fill="1F4E79" w:val="clear"/>
+            <w:tcMar>
+              <w:top w:type="dxa" w:w="120"/>
+              <w:left w:type="dxa" w:w="160"/>
+              <w:bottom w:type="dxa" w:w="120"/>
+              <w:right w:type="dxa" w:w="160"/>
+            </w:tcMar>
+            <w:vAlign w:val="center"/>
+          </w:tcPr>
+          <w:p>
+            <w:pPr>
+              <w:spacing w:line="320"/>
+              <w:jc w:val="left"/>
+            </w:pPr>
+            <w:r>
+              <w:rPr>
+                <w:rFonts w:ascii="微软雅黑" w:cs="微软雅黑" w:eastAsia="微软雅黑" w:hAnsi="微软雅黑"/>
+                <w:b/>
+                <w:bCs/>
+                <w:color w:val="FFFFFF"/>
+                <w:sz w:val="21"/>
+                <w:szCs w:val="21"/>
+              </w:rPr>
+              <w:t xml:space="preserve">节点</w:t>
+            </w:r>
+          </w:p>
+        </w:tc>
+        <w:tc>
+          <w:tcPr>
+            <w:tcW w:type="dxa" w:w="6800"/>
+            <w:tcBorders>
+              <w:top w:val="single" w:color="D9D9D9" w:sz="4"/>
+              <w:left w:val="single" w:color="D9D9D9" w:sz="4"/>
+              <w:bottom w:val="single" w:color="D9D9D9" w:sz="4"/>
+              <w:right w:val="single" w:color="D9D9D9" w:sz="4"/>
+            </w:tcBorders>
+            <w:shd w:fill="1F4E79" w:val="clear"/>
+            <w:tcMar>
+              <w:top w:type="dxa" w:w="120"/>
+              <w:left w:type="dxa" w:w="160"/>
+              <w:bottom w:type="dxa" w:w="120"/>
+              <w:right w:type="dxa" w:w="160"/>
+            </w:tcMar>
+            <w:vAlign w:val="center"/>
+          </w:tcPr>
+          <w:p>
+            <w:pPr>
+              <w:spacing w:line="320"/>
+              <w:jc w:val="left"/>
+            </w:pPr>
+            <w:r>
+              <w:rPr>
+                <w:rFonts w:ascii="微软雅黑" w:cs="微软雅黑" w:eastAsia="微软雅黑" w:hAnsi="微软雅黑"/>
+                <w:b/>
+                <w:bCs/>
+                <w:color w:val="FFFFFF"/>
+                <w:sz w:val="21"/>
+                <w:szCs w:val="21"/>
+              </w:rPr>
+              <w:t xml:space="preserve">工作内容</w:t>
+            </w:r>
+          </w:p>
+        </w:tc>
+      </w:tr>
+      <w:tr>
+        <w:tc>
+          <w:tcPr>
+            <w:tcW w:type="dxa" w:w="2200"/>
+            <w:tcBorders>
+              <w:top w:val="single" w:color="D9D9D9" w:sz="4"/>
+              <w:left w:val="single" w:color="D9D9D9" w:sz="4"/>
+              <w:bottom w:val="single" w:color="D9D9D9" w:sz="4"/>
+              <w:right w:val="single" w:color="D9D9D9" w:sz="4"/>
+            </w:tcBorders>
+            <w:shd w:fill="1F4E79" w:val="clear"/>
+            <w:tcMar>
+              <w:top w:type="dxa" w:w="160"/>
+              <w:left w:type="dxa" w:w="160"/>
+              <w:bottom w:type="dxa" w:w="160"/>
+              <w:right w:type="dxa" w:w="160"/>
+            </w:tcMar>
+            <w:vAlign w:val="center"/>
+          </w:tcPr>
+          <w:p>
+            <w:pPr>
+              <w:spacing w:after="0" w:before="0" w:line="300"/>
+              <w:jc w:val="center"/>
+            </w:pPr>
+            <w:r>
+              <w:rPr>
+                <w:rFonts w:ascii="微软雅黑" w:cs="微软雅黑" w:eastAsia="微软雅黑" w:hAnsi="微软雅黑"/>
+                <w:b/>
+                <w:bCs/>
+                <w:color w:val="FFFFFF"/>
+                <w:sz w:val="22"/>
+                <w:szCs w:val="22"/>
+              </w:rPr>
+              <w:t xml:space="preserve">T - 60 天</w:t>
+            </w:r>
+          </w:p>
+        </w:tc>
+        <w:tc>
+          <w:tcPr>
+            <w:tcW w:type="dxa" w:w="6800"/>
+            <w:tcBorders>
+              <w:top w:val="single" w:color="D9D9D9" w:sz="4"/>
+              <w:left w:val="single" w:color="D9D9D9" w:sz="4"/>
+              <w:bottom w:val="single" w:color="D9D9D9" w:sz="4"/>
+              <w:right w:val="single" w:color="D9D9D9" w:sz="4"/>
+            </w:tcBorders>
+            <w:tcMar>
+              <w:top w:type="dxa" w:w="120"/>
+              <w:left w:type="dxa" w:w="160"/>
+              <w:bottom w:type="dxa" w:w="120"/>
+              <w:right w:type="dxa" w:w="160"/>
+            </w:tcMar>
+            <w:vAlign w:val="center"/>
+          </w:tcPr>
+          <w:p>
+            <w:pPr>
+              <w:spacing w:after="40" w:before="0" w:line="320"/>
+              <w:jc w:val="left"/>
+            </w:pPr>
+            <w:r>
+              <w:rPr>
+                <w:rFonts w:ascii="微软雅黑" w:cs="微软雅黑" w:eastAsia="微软雅黑" w:hAnsi="微软雅黑"/>
+                <w:color w:val="262626"/>
+                <w:sz w:val="20"/>
+                <w:szCs w:val="20"/>
+              </w:rPr>
+              <w:t xml:space="preserve"/>
+            </w:r>
+          </w:p>
+        </w:tc>
+      </w:tr>
+      <w:tr>
+        <w:tc>
+          <w:tcPr>
+            <w:tcW w:type="dxa" w:w="2200"/>
+            <w:tcBorders>
+              <w:top w:val="single" w:color="D9D9D9" w:sz="4"/>
+              <w:left w:val="single" w:color="D9D9D9" w:sz="4"/>
+              <w:bottom w:val="single" w:color="D9D9D9" w:sz="4"/>
+              <w:right w:val="single" w:color="D9D9D9" w:sz="4"/>
+            </w:tcBorders>
+            <w:shd w:fill="1F4E79" w:val="clear"/>
+            <w:tcMar>
+              <w:top w:type="dxa" w:w="160"/>
+              <w:left w:type="dxa" w:w="160"/>
+              <w:bottom w:type="dxa" w:w="160"/>
+              <w:right w:type="dxa" w:w="160"/>
+            </w:tcMar>
+            <w:vAlign w:val="center"/>
+          </w:tcPr>
+          <w:p>
+            <w:pPr>
+              <w:spacing w:after="0" w:before="0" w:line="300"/>
+              <w:jc w:val="center"/>
+            </w:pPr>
+            <w:r>
+              <w:rPr>
+                <w:rFonts w:ascii="微软雅黑" w:cs="微软雅黑" w:eastAsia="微软雅黑" w:hAnsi="微软雅黑"/>
+                <w:b/>
+                <w:bCs/>
+                <w:color w:val="FFFFFF"/>
+                <w:sz w:val="22"/>
+                <w:szCs w:val="22"/>
+              </w:rPr>
+              <w:t xml:space="preserve">T - 50 天</w:t>
+            </w:r>
+          </w:p>
+        </w:tc>
+        <w:tc>
+          <w:tcPr>
+            <w:tcW w:type="dxa" w:w="6800"/>
+            <w:tcBorders>
+              <w:top w:val="single" w:color="D9D9D9" w:sz="4"/>
+              <w:left w:val="single" w:color="D9D9D9" w:sz="4"/>
+              <w:bottom w:val="single" w:color="D9D9D9" w:sz="4"/>
+              <w:right w:val="single" w:color="D9D9D9" w:sz="4"/>
+            </w:tcBorders>
+            <w:shd w:fill="F2F6FA" w:val="clear"/>
+            <w:tcMar>
+              <w:top w:type="dxa" w:w="120"/>
+              <w:left w:type="dxa" w:w="160"/>
+              <w:bottom w:type="dxa" w:w="120"/>
+              <w:right w:type="dxa" w:w="160"/>
+            </w:tcMar>
+            <w:vAlign w:val="center"/>
+          </w:tcPr>
+          <w:p>
+            <w:pPr>
+              <w:spacing w:after="40" w:before="0" w:line="320"/>
+              <w:jc w:val="left"/>
+            </w:pPr>
+            <w:r>
+              <w:rPr>
+                <w:rFonts w:ascii="微软雅黑" w:cs="微软雅黑" w:eastAsia="微软雅黑" w:hAnsi="微软雅黑"/>
+                <w:color w:val="262626"/>
+                <w:sz w:val="20"/>
+                <w:szCs w:val="20"/>
+              </w:rPr>
+              <w:t xml:space="preserve"/>
+            </w:r>
+          </w:p>
+        </w:tc>
+      </w:tr>
+      <w:tr>
+        <w:tc>
+          <w:tcPr>
+            <w:tcW w:type="dxa" w:w="2200"/>
+            <w:tcBorders>
+              <w:top w:val="single" w:color="D9D9D9" w:sz="4"/>
+              <w:left w:val="single" w:color="D9D9D9" w:sz="4"/>
+              <w:bottom w:val="single" w:color="D9D9D9" w:sz="4"/>
+              <w:right w:val="single" w:color="D9D9D9" w:sz="4"/>
+            </w:tcBorders>
+            <w:shd w:fill="1F4E79" w:val="clear"/>
+            <w:tcMar>
+              <w:top w:type="dxa" w:w="160"/>
+              <w:left w:type="dxa" w:w="160"/>
+              <w:bottom w:type="dxa" w:w="160"/>
+              <w:right w:type="dxa" w:w="160"/>
+            </w:tcMar>
+            <w:vAlign w:val="center"/>
+          </w:tcPr>
+          <w:p>
+            <w:pPr>
+              <w:spacing w:after="0" w:before="0" w:line="300"/>
+              <w:jc w:val="center"/>
+            </w:pPr>
+            <w:r>
+              <w:rPr>
+                <w:rFonts w:ascii="微软雅黑" w:cs="微软雅黑" w:eastAsia="微软雅黑" w:hAnsi="微软雅黑"/>
+                <w:b/>
+                <w:bCs/>
+                <w:color w:val="FFFFFF"/>
+                <w:sz w:val="22"/>
+                <w:szCs w:val="22"/>
+              </w:rPr>
+              <w:t xml:space="preserve">T - 40 天</w:t>
+            </w:r>
+          </w:p>
+        </w:tc>
+        <w:tc>
+          <w:tcPr>
+            <w:tcW w:type="dxa" w:w="6800"/>
+            <w:tcBorders>
+              <w:top w:val="single" w:color="D9D9D9" w:sz="4"/>
+              <w:left w:val="single" w:color="D9D9D9" w:sz="4"/>
+              <w:bottom w:val="single" w:color="D9D9D9" w:sz="4"/>
+              <w:right w:val="single" w:color="D9D9D9" w:sz="4"/>
+            </w:tcBorders>
+            <w:tcMar>
+              <w:top w:type="dxa" w:w="120"/>
+              <w:left w:type="dxa" w:w="160"/>
+              <w:bottom w:type="dxa" w:w="120"/>
+              <w:right w:type="dxa" w:w="160"/>
+            </w:tcMar>
+            <w:vAlign w:val="center"/>
+          </w:tcPr>
+          <w:p>
+            <w:pPr>
+              <w:spacing w:after="40" w:before="0" w:line="320"/>
+              <w:jc w:val="left"/>
+            </w:pPr>
+            <w:r>
+              <w:rPr>
+                <w:rFonts w:ascii="微软雅黑" w:cs="微软雅黑" w:eastAsia="微软雅黑" w:hAnsi="微软雅黑"/>
+                <w:color w:val="262626"/>
+                <w:sz w:val="20"/>
+                <w:szCs w:val="20"/>
+              </w:rPr>
+              <w:t xml:space="preserve"/>
+            </w:r>
+          </w:p>
+        </w:tc>
+      </w:tr>
+      <w:tr>
+        <w:tc>
+          <w:tcPr>
+            <w:tcW w:type="dxa" w:w="2200"/>
+            <w:tcBorders>
+              <w:top w:val="single" w:color="D9D9D9" w:sz="4"/>
+              <w:left w:val="single" w:color="D9D9D9" w:sz="4"/>
+              <w:bottom w:val="single" w:color="D9D9D9" w:sz="4"/>
+              <w:right w:val="single" w:color="D9D9D9" w:sz="4"/>
+            </w:tcBorders>
+            <w:shd w:fill="1F4E79" w:val="clear"/>
+            <w:tcMar>
+              <w:top w:type="dxa" w:w="160"/>
+              <w:left w:type="dxa" w:w="160"/>
+              <w:bottom w:type="dxa" w:w="160"/>
+              <w:right w:type="dxa" w:w="160"/>
+            </w:tcMar>
+            <w:vAlign w:val="center"/>
+          </w:tcPr>
+          <w:p>
+            <w:pPr>
+              <w:spacing w:after="0" w:before="0" w:line="300"/>
+              <w:jc w:val="center"/>
+            </w:pPr>
+            <w:r>
+              <w:rPr>
+                <w:rFonts w:ascii="微软雅黑" w:cs="微软雅黑" w:eastAsia="微软雅黑" w:hAnsi="微软雅黑"/>
+                <w:b/>
+                <w:bCs/>
+                <w:color w:val="FFFFFF"/>
+                <w:sz w:val="22"/>
+                <w:szCs w:val="22"/>
+              </w:rPr>
+              <w:t xml:space="preserve">T - 30 天</w:t>
+            </w:r>
+          </w:p>
+        </w:tc>
+        <w:tc>
+          <w:tcPr>
+            <w:tcW w:type="dxa" w:w="6800"/>
+            <w:tcBorders>
+              <w:top w:val="single" w:color="D9D9D9" w:sz="4"/>
+              <w:left w:val="single" w:color="D9D9D9" w:sz="4"/>
+              <w:bottom w:val="single" w:color="D9D9D9" w:sz="4"/>
+              <w:right w:val="single" w:color="D9D9D9" w:sz="4"/>
+            </w:tcBorders>
+            <w:shd w:fill="F2F6FA" w:val="clear"/>
+            <w:tcMar>
+              <w:top w:type="dxa" w:w="120"/>
+              <w:left w:type="dxa" w:w="160"/>
+              <w:bottom w:type="dxa" w:w="120"/>
+              <w:right w:type="dxa" w:w="160"/>
+            </w:tcMar>
+            <w:vAlign w:val="center"/>
+          </w:tcPr>
+          <w:p>
+            <w:pPr>
+              <w:spacing w:after="40" w:before="0" w:line="320"/>
+              <w:jc w:val="left"/>
+            </w:pPr>
+            <w:r>
+              <w:rPr>
+                <w:rFonts w:ascii="微软雅黑" w:cs="微软雅黑" w:eastAsia="微软雅黑" w:hAnsi="微软雅黑"/>
+                <w:color w:val="262626"/>
+                <w:sz w:val="20"/>
+                <w:szCs w:val="20"/>
+              </w:rPr>
+              <w:t xml:space="preserve"/>
+            </w:r>
+          </w:p>
+        </w:tc>
+      </w:tr>
+      <w:tr>
+        <w:tc>
+          <w:tcPr>
+            <w:tcW w:type="dxa" w:w="2200"/>
+            <w:tcBorders>
+              <w:top w:val="single" w:color="D9D9D9" w:sz="4"/>
+              <w:left w:val="single" w:color="D9D9D9" w:sz="4"/>
+              <w:bottom w:val="single" w:color="D9D9D9" w:sz="4"/>
+              <w:right w:val="single" w:color="D9D9D9" w:sz="4"/>
+            </w:tcBorders>
+            <w:shd w:fill="1F4E79" w:val="clear"/>
+            <w:tcMar>
+              <w:top w:type="dxa" w:w="160"/>
+              <w:left w:type="dxa" w:w="160"/>
+              <w:bottom w:type="dxa" w:w="160"/>
+              <w:right w:type="dxa" w:w="160"/>
+            </w:tcMar>
+            <w:vAlign w:val="center"/>
+          </w:tcPr>
+          <w:p>
+            <w:pPr>
+              <w:spacing w:after="0" w:before="0" w:line="300"/>
+              <w:jc w:val="center"/>
+            </w:pPr>
+            <w:r>
+              <w:rPr>
+                <w:rFonts w:ascii="微软雅黑" w:cs="微软雅黑" w:eastAsia="微软雅黑" w:hAnsi="微软雅黑"/>
+                <w:b/>
+                <w:bCs/>
+                <w:color w:val="FFFFFF"/>
+                <w:sz w:val="22"/>
+                <w:szCs w:val="22"/>
+              </w:rPr>
+              <w:t xml:space="preserve">T - 15 天</w:t>
+            </w:r>
+          </w:p>
+        </w:tc>
+        <w:tc>
+          <w:tcPr>
+            <w:tcW w:type="dxa" w:w="6800"/>
+            <w:tcBorders>
+              <w:top w:val="single" w:color="D9D9D9" w:sz="4"/>
+              <w:left w:val="single" w:color="D9D9D9" w:sz="4"/>
+              <w:bottom w:val="single" w:color="D9D9D9" w:sz="4"/>
+              <w:right w:val="single" w:color="D9D9D9" w:sz="4"/>
+            </w:tcBorders>
+            <w:tcMar>
+              <w:top w:type="dxa" w:w="120"/>
+              <w:left w:type="dxa" w:w="160"/>
+              <w:bottom w:type="dxa" w:w="120"/>
+              <w:right w:type="dxa" w:w="160"/>
+            </w:tcMar>
+            <w:vAlign w:val="center"/>
+          </w:tcPr>
+          <w:p>
+            <w:pPr>
+              <w:spacing w:after="40" w:before="0" w:line="320"/>
+              <w:jc w:val="left"/>
+            </w:pPr>
+            <w:r>
+              <w:rPr>
+                <w:rFonts w:ascii="微软雅黑" w:cs="微软雅黑" w:eastAsia="微软雅黑" w:hAnsi="微软雅黑"/>
+                <w:color w:val="262626"/>
+                <w:sz w:val="20"/>
+                <w:szCs w:val="20"/>
+              </w:rPr>
+              <w:t xml:space="preserve"/>
+            </w:r>
+          </w:p>
+        </w:tc>
+      </w:tr>
+      <w:tr>
+        <w:tc>
+          <w:tcPr>
+            <w:tcW w:type="dxa" w:w="2200"/>
+            <w:tcBorders>
+              <w:top w:val="single" w:color="D9D9D9" w:sz="4"/>
+              <w:left w:val="single" w:color="D9D9D9" w:sz="4"/>
+              <w:bottom w:val="single" w:color="D9D9D9" w:sz="4"/>
+              <w:right w:val="single" w:color="D9D9D9" w:sz="4"/>
+            </w:tcBorders>
+            <w:shd w:fill="1F4E79" w:val="clear"/>
+            <w:tcMar>
+              <w:top w:type="dxa" w:w="160"/>
+              <w:left w:type="dxa" w:w="160"/>
+              <w:bottom w:type="dxa" w:w="160"/>
+              <w:right w:type="dxa" w:w="160"/>
+            </w:tcMar>
+            <w:vAlign w:val="center"/>
+          </w:tcPr>
+          <w:p>
+            <w:pPr>
+              <w:spacing w:after="0" w:before="0" w:line="300"/>
+              <w:jc w:val="center"/>
+            </w:pPr>
+            <w:r>
+              <w:rPr>
+                <w:rFonts w:ascii="微软雅黑" w:cs="微软雅黑" w:eastAsia="微软雅黑" w:hAnsi="微软雅黑"/>
+                <w:b/>
+                <w:bCs/>
+                <w:color w:val="FFFFFF"/>
+                <w:sz w:val="22"/>
+                <w:szCs w:val="22"/>
+              </w:rPr>
+              <w:t xml:space="preserve">T - 10 天</w:t>
+            </w:r>
+          </w:p>
+        </w:tc>
+        <w:tc>
+          <w:tcPr>
+            <w:tcW w:type="dxa" w:w="6800"/>
+            <w:tcBorders>
+              <w:top w:val="single" w:color="D9D9D9" w:sz="4"/>
+              <w:left w:val="single" w:color="D9D9D9" w:sz="4"/>
+              <w:bottom w:val="single" w:color="D9D9D9" w:sz="4"/>
+              <w:right w:val="single" w:color="D9D9D9" w:sz="4"/>
+            </w:tcBorders>
+            <w:shd w:fill="F2F6FA" w:val="clear"/>
+            <w:tcMar>
+              <w:top w:type="dxa" w:w="120"/>
+              <w:left w:type="dxa" w:w="160"/>
+              <w:bottom w:type="dxa" w:w="120"/>
+              <w:right w:type="dxa" w:w="160"/>
+            </w:tcMar>
+            <w:vAlign w:val="center"/>
+          </w:tcPr>
+          <w:p>
+            <w:pPr>
+              <w:spacing w:after="40" w:before="0" w:line="320"/>
+              <w:jc w:val="left"/>
+            </w:pPr>
+            <w:r>
+              <w:rPr>
+                <w:rFonts w:ascii="微软雅黑" w:cs="微软雅黑" w:eastAsia="微软雅黑" w:hAnsi="微软雅黑"/>
+                <w:color w:val="262626"/>
+                <w:sz w:val="20"/>
+                <w:szCs w:val="20"/>
+              </w:rPr>
+              <w:t xml:space="preserve"/>
+            </w:r>
+          </w:p>
+        </w:tc>
+      </w:tr>
+      <w:tr>
+        <w:tc>
+          <w:tcPr>
+            <w:tcW w:type="dxa" w:w="2200"/>
+            <w:tcBorders>
+              <w:top w:val="single" w:color="D9D9D9" w:sz="4"/>
+              <w:left w:val="single" w:color="D9D9D9" w:sz="4"/>
+              <w:bottom w:val="single" w:color="D9D9D9" w:sz="4"/>
+              <w:right w:val="single" w:color="D9D9D9" w:sz="4"/>
+            </w:tcBorders>
+            <w:shd w:fill="1F4E79" w:val="clear"/>
+            <w:tcMar>
+              <w:top w:type="dxa" w:w="160"/>
+              <w:left w:type="dxa" w:w="160"/>
+              <w:bottom w:type="dxa" w:w="160"/>
+              <w:right w:type="dxa" w:w="160"/>
+            </w:tcMar>
+            <w:vAlign w:val="center"/>
+          </w:tcPr>
+          <w:p>
+            <w:pPr>
+              <w:spacing w:after="0" w:before="0" w:line="300"/>
+              <w:jc w:val="center"/>
+            </w:pPr>
+            <w:r>
+              <w:rPr>
+                <w:rFonts w:ascii="微软雅黑" w:cs="微软雅黑" w:eastAsia="微软雅黑" w:hAnsi="微软雅黑"/>
+                <w:b/>
+                <w:bCs/>
+                <w:color w:val="FFFFFF"/>
+                <w:sz w:val="22"/>
+                <w:szCs w:val="22"/>
+              </w:rPr>
+              <w:t xml:space="preserve">T -  0 天</w:t>
+            </w:r>
+          </w:p>
+        </w:tc>
+        <w:tc>
+          <w:tcPr>
+            <w:tcW w:type="dxa" w:w="6800"/>
+            <w:tcBorders>
+              <w:top w:val="single" w:color="D9D9D9" w:sz="4"/>
+              <w:left w:val="single" w:color="D9D9D9" w:sz="4"/>
+              <w:bottom w:val="single" w:color="D9D9D9" w:sz="4"/>
+              <w:right w:val="single" w:color="D9D9D9" w:sz="4"/>
+            </w:tcBorders>
+            <w:tcMar>
+              <w:top w:type="dxa" w:w="120"/>
+              <w:left w:type="dxa" w:w="160"/>
+              <w:bottom w:type="dxa" w:w="120"/>
+              <w:right w:type="dxa" w:w="160"/>
+            </w:tcMar>
+            <w:vAlign w:val="center"/>
+          </w:tcPr>
+          <w:p>
+            <w:pPr>
+              <w:spacing w:after="40" w:before="0" w:line="320"/>
+              <w:jc w:val="left"/>
+            </w:pPr>
+            <w:r>
+              <w:rPr>
+                <w:rFonts w:ascii="微软雅黑" w:cs="微软雅黑" w:eastAsia="微软雅黑" w:hAnsi="微软雅黑"/>
+                <w:color w:val="262626"/>
+                <w:sz w:val="20"/>
+                <w:szCs w:val="20"/>
+              </w:rPr>
+              <w:t xml:space="preserve"/>
+            </w:r>
+          </w:p>
+        </w:tc>
+      </w:tr>
+    </w:tbl>
+    <w:p>
+      <w:pPr>
+        <w:spacing w:before="120"/>
       </w:pPr>
       <w:r>
         <w:t xml:space="preserve"/>
